--- a/reports/Internal AI Sales Assistant - Handover.docx
+++ b/reports/Internal AI Sales Assistant - Handover.docx
@@ -23,21 +23,12 @@
       <w:pPr>
         <w:jc w:val="center"/>
       </w:pPr>
-      <w:proofErr w:type="gramStart"/>
       <w:r>
         <w:rPr>
           <w:color w:val="184FA3"/>
           <w:sz w:val="32"/>
         </w:rPr>
-        <w:t>MNST  ·</w:t>
-      </w:r>
-      <w:proofErr w:type="gramEnd"/>
-      <w:r>
-        <w:rPr>
-          <w:color w:val="184FA3"/>
-          <w:sz w:val="32"/>
-        </w:rPr>
-        <w:t xml:space="preserve">  Engineering Handover</w:t>
+        <w:t>MNST  ·  Engineering Handover</w:t>
       </w:r>
     </w:p>
     <w:p/>
@@ -141,35 +132,7 @@
               <w:rPr>
                 <w:sz w:val="21"/>
               </w:rPr>
-              <w:t>Nishita-</w:t>
-            </w:r>
-            <w:proofErr w:type="spellStart"/>
-            <w:r>
-              <w:rPr>
-                <w:sz w:val="21"/>
-              </w:rPr>
-              <w:t>MultiNanoSense</w:t>
-            </w:r>
-            <w:proofErr w:type="spellEnd"/>
-            <w:r>
-              <w:rPr>
-                <w:sz w:val="21"/>
-              </w:rPr>
-              <w:t>/sales-ai-</w:t>
-            </w:r>
-            <w:proofErr w:type="gramStart"/>
-            <w:r>
-              <w:rPr>
-                <w:sz w:val="21"/>
-              </w:rPr>
-              <w:t>assistant  (</w:t>
-            </w:r>
-            <w:proofErr w:type="gramEnd"/>
-            <w:r>
-              <w:rPr>
-                <w:sz w:val="21"/>
-              </w:rPr>
-              <w:t>branch: week-02-streamlit-skeleton)</w:t>
+              <w:t>Nishita-MultiNanoSense/sales-ai-assistant  (branch: week-02-streamlit-skeleton)</w:t>
             </w:r>
           </w:p>
         </w:tc>
@@ -198,19 +161,11 @@
             <w:tcW w:w="4873" w:type="dxa"/>
           </w:tcPr>
           <w:p>
-            <w:proofErr w:type="spellStart"/>
             <w:r>
               <w:rPr>
                 <w:sz w:val="21"/>
               </w:rPr>
-              <w:t>Streamlit</w:t>
-            </w:r>
-            <w:proofErr w:type="spellEnd"/>
-            <w:r>
-              <w:rPr>
-                <w:sz w:val="21"/>
-              </w:rPr>
-              <w:t xml:space="preserve"> Community Cloud + Neon Postgres</w:t>
+              <w:t>Streamlit Community Cloud + Neon Postgres</w:t>
             </w:r>
           </w:p>
         </w:tc>
@@ -1237,15 +1192,7 @@
     </w:p>
     <w:p>
       <w:r>
-        <w:t xml:space="preserve">The Internal AI Sales Assistant is an internal </w:t>
-      </w:r>
-      <w:proofErr w:type="spellStart"/>
-      <w:r>
-        <w:t>Streamlit</w:t>
-      </w:r>
-      <w:proofErr w:type="spellEnd"/>
-      <w:r>
-        <w:t xml:space="preserve"> tool for the MNST sales team. It answers product and application questions using only a curated set of approved company documents -- never general knowledge -- and supports the surrounding sales workflow: capturing customer requirements, running pre-call discovery, and generating customer-facing comparison documents, all grounded in the same knowledge base and the same safety checks.</w:t>
+        <w:t>The Internal AI Sales Assistant is an internal Streamlit tool for the MNST sales team. It answers product and application questions using only a curated set of approved company documents -- never general knowledge -- and supports the surrounding sales workflow: capturing customer requirements, running pre-call discovery, and generating customer-facing comparison documents, all grounded in the same knowledge base and the same safety checks.</w:t>
       </w:r>
     </w:p>
     <w:p>
@@ -1304,23 +1251,7 @@
     </w:p>
     <w:p>
       <w:r>
-        <w:t xml:space="preserve">Deployed and running on </w:t>
-      </w:r>
-      <w:proofErr w:type="spellStart"/>
-      <w:r>
-        <w:t>Streamlit</w:t>
-      </w:r>
-      <w:proofErr w:type="spellEnd"/>
-      <w:r>
-        <w:t xml:space="preserve"> Community Cloud with Neon Postgres as the durable backing store. All five pages have been implemented and have been exercised by hand through the real UI. 4 test files: 2 are regression tests against a specific confirmed bug each, 1 covers the Postgres connection-retry path, and 1 is a broader design-coverage suite for XLSX extraction rather than a single-bug test. A known document-extraction limitation is that complex multi-level or multi-section tables can </w:t>
-      </w:r>
-      <w:proofErr w:type="spellStart"/>
-      <w:r>
-        <w:t>misparse</w:t>
-      </w:r>
-      <w:proofErr w:type="spellEnd"/>
-      <w:r>
-        <w:t>, and a DOCX table nested inside another table's cell can be silently dropped.</w:t>
+        <w:t>Deployed and running on Streamlit Community Cloud with Neon Postgres as the durable backing store. All five pages have been implemented and have been exercised by hand through the real UI. 4 test files: 2 are regression tests against a specific confirmed bug each, 1 covers the Postgres connection-retry path, and 1 is a broader design-coverage suite for XLSX extraction rather than a single-bug test. A known document-extraction limitation is that complex multi-level or multi-section tables can misparse, and a DOCX table nested inside another table's cell can be silently dropped.</w:t>
       </w:r>
     </w:p>
     <w:p/>
@@ -1436,37 +1367,7 @@
         <w:rPr>
           <w:sz w:val="21"/>
         </w:rPr>
-        <w:t xml:space="preserve">one </w:t>
-      </w:r>
-      <w:proofErr w:type="spellStart"/>
-      <w:r>
-        <w:rPr>
-          <w:sz w:val="21"/>
-        </w:rPr>
-        <w:t>Streamlit</w:t>
-      </w:r>
-      <w:proofErr w:type="spellEnd"/>
-      <w:r>
-        <w:rPr>
-          <w:sz w:val="21"/>
-        </w:rPr>
-        <w:t xml:space="preserve"> multi-page app (</w:t>
-      </w:r>
-      <w:proofErr w:type="spellStart"/>
-      <w:proofErr w:type="gramStart"/>
-      <w:r>
-        <w:rPr>
-          <w:sz w:val="21"/>
-        </w:rPr>
-        <w:t>st.navigation</w:t>
-      </w:r>
-      <w:proofErr w:type="spellEnd"/>
-      <w:proofErr w:type="gramEnd"/>
-      <w:r>
-        <w:rPr>
-          <w:sz w:val="21"/>
-        </w:rPr>
-        <w:t>), five pages, no separate backend process.</w:t>
+        <w:t>one Streamlit multi-page app (st.navigation), five pages, no separate backend process.</w:t>
       </w:r>
     </w:p>
     <w:p>
@@ -1500,19 +1401,11 @@
         </w:rPr>
         <w:t xml:space="preserve">Retrieval -- </w:t>
       </w:r>
-      <w:proofErr w:type="spellStart"/>
       <w:r>
         <w:rPr>
           <w:sz w:val="21"/>
         </w:rPr>
-        <w:t>ChromaDB</w:t>
-      </w:r>
-      <w:proofErr w:type="spellEnd"/>
-      <w:r>
-        <w:rPr>
-          <w:sz w:val="21"/>
-        </w:rPr>
-        <w:t xml:space="preserve"> local vector store, product-scoped filters, a literal keyword-boost pass, and a two-tier confidence threshold. The most heavily customized subsystem in the codebase.</w:t>
+        <w:t>ChromaDB local vector store, product-scoped filters, a literal keyword-boost pass, and a two-tier confidence threshold. The most heavily customized subsystem in the codebase.</w:t>
       </w:r>
     </w:p>
     <w:p>
@@ -1564,15 +1457,7 @@
     </w:p>
     <w:p>
       <w:r>
-        <w:t>They call the retriever and the LLM directly -- not through the Assistant's dispatcher/</w:t>
-      </w:r>
-      <w:proofErr w:type="spellStart"/>
-      <w:r>
-        <w:t>rag_pipeline</w:t>
-      </w:r>
-      <w:proofErr w:type="spellEnd"/>
-      <w:r>
-        <w:t xml:space="preserve"> path -- with their own prompts and their own document-type-based scoping. Customer Requirements has no LLM in its path at all; it's a pure form driven by the same Product Index.</w:t>
+        <w:t>They call the retriever and the LLM directly -- not through the Assistant's dispatcher/rag_pipeline path -- with their own prompts and their own document-type-based scoping. Customer Requirements has no LLM in its path at all; it's a pure form driven by the same Product Index.</w:t>
       </w:r>
     </w:p>
     <w:p>
@@ -1699,21 +1584,7 @@
               <w:rPr>
                 <w:sz w:val="20"/>
               </w:rPr>
-              <w:t xml:space="preserve">Checked against the Product Index for a matched product, an ordering code, or a catalog filter. A </w:t>
-            </w:r>
-            <w:proofErr w:type="gramStart"/>
-            <w:r>
-              <w:rPr>
-                <w:sz w:val="20"/>
-              </w:rPr>
-              <w:t>fully-resolved</w:t>
-            </w:r>
-            <w:proofErr w:type="gramEnd"/>
-            <w:r>
-              <w:rPr>
-                <w:sz w:val="20"/>
-              </w:rPr>
-              <w:t xml:space="preserve"> match skips retrieval and the LLM entirely.</w:t>
+              <w:t>Checked against the Product Index for a matched product, an ordering code, or a catalog filter. A fully-resolved match skips retrieval and the LLM entirely.</w:t>
             </w:r>
           </w:p>
         </w:tc>
@@ -1752,27 +1623,13 @@
               <w:rPr>
                 <w:sz w:val="20"/>
               </w:rPr>
-              <w:t xml:space="preserve"> (8 </w:t>
-            </w:r>
-            <w:proofErr w:type="gramStart"/>
-            <w:r>
-              <w:rPr>
-                <w:sz w:val="20"/>
-              </w:rPr>
-              <w:t xml:space="preserve">chunks) </w:t>
-            </w:r>
-            <w:r>
-              <w:rPr>
-                <w:sz w:val="20"/>
-              </w:rPr>
-              <w:t xml:space="preserve"> via</w:t>
-            </w:r>
-            <w:proofErr w:type="gramEnd"/>
-            <w:r>
-              <w:rPr>
-                <w:sz w:val="20"/>
-              </w:rPr>
-              <w:t xml:space="preserve"> cosine similarity, adds a keyword-boost pass, balances multi-product comparisons.</w:t>
+              <w:t xml:space="preserve"> (8 chunks) </w:t>
+            </w:r>
+            <w:r>
+              <w:rPr>
+                <w:sz w:val="20"/>
+              </w:rPr>
+              <w:t xml:space="preserve"> via cosine similarity, adds a keyword-boost pass, balances multi-product comparisons.</w:t>
             </w:r>
           </w:p>
         </w:tc>
@@ -2020,101 +1877,7 @@
               <w:rPr>
                 <w:sz w:val="20"/>
               </w:rPr>
-              <w:t xml:space="preserve">Entry point. Configures the page and theme, runs the one-time cold-start sync from Postgres and backend warm-up (both cached via </w:t>
-            </w:r>
-            <w:proofErr w:type="spellStart"/>
-            <w:proofErr w:type="gramStart"/>
-            <w:r>
-              <w:rPr>
-                <w:sz w:val="20"/>
-              </w:rPr>
-              <w:t>st.cache</w:t>
-            </w:r>
-            <w:proofErr w:type="gramEnd"/>
-            <w:r>
-              <w:rPr>
-                <w:sz w:val="20"/>
-              </w:rPr>
-              <w:t>_resource</w:t>
-            </w:r>
-            <w:proofErr w:type="spellEnd"/>
-            <w:r>
-              <w:rPr>
-                <w:sz w:val="20"/>
-              </w:rPr>
-              <w:t xml:space="preserve"> so they run once per server process, not per visitor), owns session-state </w:t>
-            </w:r>
-            <w:proofErr w:type="spellStart"/>
-            <w:r>
-              <w:rPr>
-                <w:sz w:val="20"/>
-              </w:rPr>
-              <w:t>init</w:t>
-            </w:r>
-            <w:proofErr w:type="spellEnd"/>
-            <w:r>
-              <w:rPr>
-                <w:sz w:val="20"/>
-              </w:rPr>
-              <w:t xml:space="preserve">, renders the Assistant page directly, and builds the </w:t>
-            </w:r>
-            <w:proofErr w:type="spellStart"/>
-            <w:proofErr w:type="gramStart"/>
-            <w:r>
-              <w:rPr>
-                <w:sz w:val="20"/>
-              </w:rPr>
-              <w:t>st.navigation</w:t>
-            </w:r>
-            <w:proofErr w:type="spellEnd"/>
-            <w:proofErr w:type="gramEnd"/>
-            <w:r>
-              <w:rPr>
-                <w:sz w:val="20"/>
-              </w:rPr>
-              <w:t xml:space="preserve"> page list -- wrapping every page in _</w:t>
-            </w:r>
-            <w:proofErr w:type="spellStart"/>
-            <w:r>
-              <w:rPr>
-                <w:sz w:val="20"/>
-              </w:rPr>
-              <w:t>safe_</w:t>
-            </w:r>
-            <w:proofErr w:type="gramStart"/>
-            <w:r>
-              <w:rPr>
-                <w:sz w:val="20"/>
-              </w:rPr>
-              <w:t>page</w:t>
-            </w:r>
-            <w:proofErr w:type="spellEnd"/>
-            <w:r>
-              <w:rPr>
-                <w:sz w:val="20"/>
-              </w:rPr>
-              <w:t>(</w:t>
-            </w:r>
-            <w:proofErr w:type="gramEnd"/>
-            <w:r>
-              <w:rPr>
-                <w:sz w:val="20"/>
-              </w:rPr>
-              <w:t xml:space="preserve">) so an uncaught exception anywhere shows a plain refresh message instead of </w:t>
-            </w:r>
-            <w:proofErr w:type="spellStart"/>
-            <w:r>
-              <w:rPr>
-                <w:sz w:val="20"/>
-              </w:rPr>
-              <w:t>Streamlit's</w:t>
-            </w:r>
-            <w:proofErr w:type="spellEnd"/>
-            <w:r>
-              <w:rPr>
-                <w:sz w:val="20"/>
-              </w:rPr>
-              <w:t xml:space="preserve"> raw traceback.</w:t>
+              <w:t>Entry point. Configures the page and theme, runs the one-time cold-start sync from Postgres and backend warm-up (both cached via st.cache_resource so they run once per server process, not per visitor), owns session-state init, renders the Assistant page directly, and builds the st.navigation page list -- wrapping every page in _safe_page() so an uncaught exception anywhere shows a plain refresh message instead of Streamlit's raw traceback.</w:t>
             </w:r>
           </w:p>
         </w:tc>
@@ -2123,117 +1886,11 @@
             <w:tcW w:w="2952" w:type="dxa"/>
           </w:tcPr>
           <w:p>
-            <w:proofErr w:type="spellStart"/>
-            <w:r>
-              <w:rPr>
-                <w:sz w:val="20"/>
-              </w:rPr>
-              <w:t>render_assistant_</w:t>
-            </w:r>
-            <w:proofErr w:type="gramStart"/>
-            <w:r>
-              <w:rPr>
-                <w:sz w:val="20"/>
-              </w:rPr>
-              <w:t>page</w:t>
-            </w:r>
-            <w:proofErr w:type="spellEnd"/>
-            <w:r>
-              <w:rPr>
-                <w:sz w:val="20"/>
-              </w:rPr>
-              <w:t>(</w:t>
-            </w:r>
-            <w:proofErr w:type="gramEnd"/>
-            <w:r>
-              <w:rPr>
-                <w:sz w:val="20"/>
-              </w:rPr>
-              <w:t>), _</w:t>
-            </w:r>
-            <w:proofErr w:type="spellStart"/>
-            <w:r>
-              <w:rPr>
-                <w:sz w:val="20"/>
-              </w:rPr>
-              <w:t>ask_and_</w:t>
-            </w:r>
-            <w:proofErr w:type="gramStart"/>
-            <w:r>
-              <w:rPr>
-                <w:sz w:val="20"/>
-              </w:rPr>
-              <w:t>record</w:t>
-            </w:r>
-            <w:proofErr w:type="spellEnd"/>
-            <w:r>
-              <w:rPr>
-                <w:sz w:val="20"/>
-              </w:rPr>
-              <w:t>(</w:t>
-            </w:r>
-            <w:proofErr w:type="gramEnd"/>
-            <w:r>
-              <w:rPr>
-                <w:sz w:val="20"/>
-              </w:rPr>
-              <w:t>), _</w:t>
-            </w:r>
-            <w:proofErr w:type="spellStart"/>
-            <w:r>
-              <w:rPr>
-                <w:sz w:val="20"/>
-              </w:rPr>
-              <w:t>safe_</w:t>
-            </w:r>
-            <w:proofErr w:type="gramStart"/>
-            <w:r>
-              <w:rPr>
-                <w:sz w:val="20"/>
-              </w:rPr>
-              <w:t>page</w:t>
-            </w:r>
-            <w:proofErr w:type="spellEnd"/>
-            <w:r>
-              <w:rPr>
-                <w:sz w:val="20"/>
-              </w:rPr>
-              <w:t>(</w:t>
-            </w:r>
-            <w:proofErr w:type="gramEnd"/>
-            <w:r>
-              <w:rPr>
-                <w:sz w:val="20"/>
-              </w:rPr>
-              <w:t>), _</w:t>
-            </w:r>
-            <w:proofErr w:type="spellStart"/>
-            <w:r>
-              <w:rPr>
-                <w:sz w:val="20"/>
-              </w:rPr>
-              <w:t>read_doc_</w:t>
-            </w:r>
-            <w:proofErr w:type="gramStart"/>
-            <w:r>
-              <w:rPr>
-                <w:sz w:val="20"/>
-              </w:rPr>
-              <w:t>bytes</w:t>
-            </w:r>
-            <w:proofErr w:type="spellEnd"/>
-            <w:r>
-              <w:rPr>
-                <w:sz w:val="20"/>
-              </w:rPr>
-              <w:t>(</w:t>
-            </w:r>
-            <w:proofErr w:type="gramEnd"/>
-            <w:r>
-              <w:rPr>
-                <w:sz w:val="20"/>
-              </w:rPr>
-              <w:t>)</w:t>
+            <w:r>
+              <w:rPr>
+                <w:sz w:val="20"/>
+              </w:rPr>
+              <w:t>render_assistant_page(), _ask_and_record(), _safe_page(), _read_doc_bytes()</w:t>
             </w:r>
           </w:p>
         </w:tc>
@@ -2264,21 +1921,7 @@
               <w:rPr>
                 <w:sz w:val="20"/>
               </w:rPr>
-              <w:t xml:space="preserve">The password-gated Admin page. Six tabs: Documents (upload/type/remove/rename, each row now with a Download button), Approved Claims, Restricted Claims, Feedback (accuracy chart + report management), Deals, and Customer Requirements (form-field configuration). Slow actions (document removal, feedback clearing) run as background </w:t>
-            </w:r>
-            <w:proofErr w:type="gramStart"/>
-            <w:r>
-              <w:rPr>
-                <w:sz w:val="20"/>
-              </w:rPr>
-              <w:t>jobs</w:t>
-            </w:r>
-            <w:proofErr w:type="gramEnd"/>
-            <w:r>
-              <w:rPr>
-                <w:sz w:val="20"/>
-              </w:rPr>
-              <w:t xml:space="preserve"> so the admin isn't blocked.</w:t>
+              <w:t>The password-gated Admin page. Six tabs: Documents (upload/type/remove/rename, each row now with a Download button), Approved Claims, Restricted Claims, Feedback (accuracy chart + report management), Deals, and Customer Requirements (form-field configuration). Slow actions (document removal, feedback clearing) run as background jobs so the admin isn't blocked.</w:t>
             </w:r>
           </w:p>
         </w:tc>
@@ -2287,89 +1930,11 @@
             <w:tcW w:w="2952" w:type="dxa"/>
           </w:tcPr>
           <w:p>
-            <w:proofErr w:type="spellStart"/>
-            <w:r>
-              <w:rPr>
-                <w:sz w:val="20"/>
-              </w:rPr>
-              <w:t>render_admin_</w:t>
-            </w:r>
-            <w:proofErr w:type="gramStart"/>
-            <w:r>
-              <w:rPr>
-                <w:sz w:val="20"/>
-              </w:rPr>
-              <w:t>page</w:t>
-            </w:r>
-            <w:proofErr w:type="spellEnd"/>
-            <w:r>
-              <w:rPr>
-                <w:sz w:val="20"/>
-              </w:rPr>
-              <w:t>(</w:t>
-            </w:r>
-            <w:proofErr w:type="gramEnd"/>
-            <w:r>
-              <w:rPr>
-                <w:sz w:val="20"/>
-              </w:rPr>
-              <w:t>), _</w:t>
-            </w:r>
-            <w:proofErr w:type="spellStart"/>
-            <w:r>
-              <w:rPr>
-                <w:sz w:val="20"/>
-              </w:rPr>
-              <w:t>render_documents_</w:t>
-            </w:r>
-            <w:proofErr w:type="gramStart"/>
-            <w:r>
-              <w:rPr>
-                <w:sz w:val="20"/>
-              </w:rPr>
-              <w:t>tab</w:t>
-            </w:r>
-            <w:proofErr w:type="spellEnd"/>
-            <w:r>
-              <w:rPr>
-                <w:sz w:val="20"/>
-              </w:rPr>
-              <w:t>(</w:t>
-            </w:r>
-            <w:proofErr w:type="gramEnd"/>
-            <w:r>
-              <w:rPr>
-                <w:sz w:val="20"/>
-              </w:rPr>
-              <w:t>), _</w:t>
-            </w:r>
-            <w:proofErr w:type="spellStart"/>
-            <w:r>
-              <w:rPr>
-                <w:sz w:val="20"/>
-              </w:rPr>
-              <w:t>process_pending_doc_</w:t>
-            </w:r>
-            <w:proofErr w:type="gramStart"/>
-            <w:r>
-              <w:rPr>
-                <w:sz w:val="20"/>
-              </w:rPr>
-              <w:t>removal</w:t>
-            </w:r>
-            <w:proofErr w:type="spellEnd"/>
-            <w:r>
-              <w:rPr>
-                <w:sz w:val="20"/>
-              </w:rPr>
-              <w:t>(</w:t>
-            </w:r>
-            <w:proofErr w:type="gramEnd"/>
-            <w:r>
-              <w:rPr>
-                <w:sz w:val="20"/>
-              </w:rPr>
-              <w:t>)</w:t>
+            <w:r>
+              <w:rPr>
+                <w:sz w:val="20"/>
+              </w:rPr>
+              <w:t>render_admin_page(), _render_documents_tab(), _process_pending_doc_removal()</w:t>
             </w:r>
           </w:p>
         </w:tc>
@@ -2409,89 +1974,11 @@
             <w:tcW w:w="2952" w:type="dxa"/>
           </w:tcPr>
           <w:p>
-            <w:proofErr w:type="spellStart"/>
-            <w:r>
-              <w:rPr>
-                <w:sz w:val="20"/>
-              </w:rPr>
-              <w:t>render_discovery_</w:t>
-            </w:r>
-            <w:proofErr w:type="gramStart"/>
-            <w:r>
-              <w:rPr>
-                <w:sz w:val="20"/>
-              </w:rPr>
-              <w:t>page</w:t>
-            </w:r>
-            <w:proofErr w:type="spellEnd"/>
-            <w:r>
-              <w:rPr>
-                <w:sz w:val="20"/>
-              </w:rPr>
-              <w:t>(</w:t>
-            </w:r>
-            <w:proofErr w:type="gramEnd"/>
-            <w:r>
-              <w:rPr>
-                <w:sz w:val="20"/>
-              </w:rPr>
-              <w:t>), _</w:t>
-            </w:r>
-            <w:proofErr w:type="spellStart"/>
-            <w:r>
-              <w:rPr>
-                <w:sz w:val="20"/>
-              </w:rPr>
-              <w:t>render_right_to_win_</w:t>
-            </w:r>
-            <w:proofErr w:type="gramStart"/>
-            <w:r>
-              <w:rPr>
-                <w:sz w:val="20"/>
-              </w:rPr>
-              <w:t>card</w:t>
-            </w:r>
-            <w:proofErr w:type="spellEnd"/>
-            <w:r>
-              <w:rPr>
-                <w:sz w:val="20"/>
-              </w:rPr>
-              <w:t>(</w:t>
-            </w:r>
-            <w:proofErr w:type="gramEnd"/>
-            <w:r>
-              <w:rPr>
-                <w:sz w:val="20"/>
-              </w:rPr>
-              <w:t>), _</w:t>
-            </w:r>
-            <w:proofErr w:type="spellStart"/>
-            <w:r>
-              <w:rPr>
-                <w:sz w:val="20"/>
-              </w:rPr>
-              <w:t>render_qualification_</w:t>
-            </w:r>
-            <w:proofErr w:type="gramStart"/>
-            <w:r>
-              <w:rPr>
-                <w:sz w:val="20"/>
-              </w:rPr>
-              <w:t>card</w:t>
-            </w:r>
-            <w:proofErr w:type="spellEnd"/>
-            <w:r>
-              <w:rPr>
-                <w:sz w:val="20"/>
-              </w:rPr>
-              <w:t>(</w:t>
-            </w:r>
-            <w:proofErr w:type="gramEnd"/>
-            <w:r>
-              <w:rPr>
-                <w:sz w:val="20"/>
-              </w:rPr>
-              <w:t>)</w:t>
+            <w:r>
+              <w:rPr>
+                <w:sz w:val="20"/>
+              </w:rPr>
+              <w:t>render_discovery_page(), _render_right_to_win_card(), _render_qualification_card()</w:t>
             </w:r>
           </w:p>
         </w:tc>
@@ -2522,21 +2009,7 @@
               <w:rPr>
                 <w:sz w:val="20"/>
               </w:rPr>
-              <w:t xml:space="preserve">Customer Requirement Capture form. Product selection surfaces that specific product's real ordering options pulled live from the Product Index, not a generic field list, so a rep can never record a configuration the product doesn't </w:t>
-            </w:r>
-            <w:proofErr w:type="gramStart"/>
-            <w:r>
-              <w:rPr>
-                <w:sz w:val="20"/>
-              </w:rPr>
-              <w:t>actually support</w:t>
-            </w:r>
-            <w:proofErr w:type="gramEnd"/>
-            <w:r>
-              <w:rPr>
-                <w:sz w:val="20"/>
-              </w:rPr>
-              <w:t>.</w:t>
+              <w:t>Customer Requirement Capture form. Product selection surfaces that specific product's real ordering options pulled live from the Product Index, not a generic field list, so a rep can never record a configuration the product doesn't actually support.</w:t>
             </w:r>
           </w:p>
         </w:tc>
@@ -2545,89 +2018,11 @@
             <w:tcW w:w="2952" w:type="dxa"/>
           </w:tcPr>
           <w:p>
-            <w:proofErr w:type="spellStart"/>
-            <w:r>
-              <w:rPr>
-                <w:sz w:val="20"/>
-              </w:rPr>
-              <w:t>render_requirements_</w:t>
-            </w:r>
-            <w:proofErr w:type="gramStart"/>
-            <w:r>
-              <w:rPr>
-                <w:sz w:val="20"/>
-              </w:rPr>
-              <w:t>page</w:t>
-            </w:r>
-            <w:proofErr w:type="spellEnd"/>
-            <w:r>
-              <w:rPr>
-                <w:sz w:val="20"/>
-              </w:rPr>
-              <w:t>(</w:t>
-            </w:r>
-            <w:proofErr w:type="gramEnd"/>
-            <w:r>
-              <w:rPr>
-                <w:sz w:val="20"/>
-              </w:rPr>
-              <w:t>), _</w:t>
-            </w:r>
-            <w:proofErr w:type="spellStart"/>
-            <w:r>
-              <w:rPr>
-                <w:sz w:val="20"/>
-              </w:rPr>
-              <w:t>suggested_</w:t>
-            </w:r>
-            <w:proofErr w:type="gramStart"/>
-            <w:r>
-              <w:rPr>
-                <w:sz w:val="20"/>
-              </w:rPr>
-              <w:t>code</w:t>
-            </w:r>
-            <w:proofErr w:type="spellEnd"/>
-            <w:r>
-              <w:rPr>
-                <w:sz w:val="20"/>
-              </w:rPr>
-              <w:t>(</w:t>
-            </w:r>
-            <w:proofErr w:type="gramEnd"/>
-            <w:r>
-              <w:rPr>
-                <w:sz w:val="20"/>
-              </w:rPr>
-              <w:t>), _</w:t>
-            </w:r>
-            <w:proofErr w:type="spellStart"/>
-            <w:r>
-              <w:rPr>
-                <w:sz w:val="20"/>
-              </w:rPr>
-              <w:t>selectable_</w:t>
-            </w:r>
-            <w:proofErr w:type="gramStart"/>
-            <w:r>
-              <w:rPr>
-                <w:sz w:val="20"/>
-              </w:rPr>
-              <w:t>segments</w:t>
-            </w:r>
-            <w:proofErr w:type="spellEnd"/>
-            <w:r>
-              <w:rPr>
-                <w:sz w:val="20"/>
-              </w:rPr>
-              <w:t>(</w:t>
-            </w:r>
-            <w:proofErr w:type="gramEnd"/>
-            <w:r>
-              <w:rPr>
-                <w:sz w:val="20"/>
-              </w:rPr>
-              <w:t>)</w:t>
+            <w:r>
+              <w:rPr>
+                <w:sz w:val="20"/>
+              </w:rPr>
+              <w:t>render_requirements_page(), _suggested_code(), _selectable_segments()</w:t>
             </w:r>
           </w:p>
         </w:tc>
@@ -2667,61 +2062,11 @@
             <w:tcW w:w="2952" w:type="dxa"/>
           </w:tcPr>
           <w:p>
-            <w:proofErr w:type="spellStart"/>
-            <w:r>
-              <w:rPr>
-                <w:sz w:val="20"/>
-              </w:rPr>
-              <w:t>render_sales_aid_</w:t>
-            </w:r>
-            <w:proofErr w:type="gramStart"/>
-            <w:r>
-              <w:rPr>
-                <w:sz w:val="20"/>
-              </w:rPr>
-              <w:t>page</w:t>
-            </w:r>
-            <w:proofErr w:type="spellEnd"/>
-            <w:r>
-              <w:rPr>
-                <w:sz w:val="20"/>
-              </w:rPr>
-              <w:t>(</w:t>
-            </w:r>
-            <w:proofErr w:type="gramEnd"/>
-            <w:r>
-              <w:rPr>
-                <w:sz w:val="20"/>
-              </w:rPr>
-              <w:t>), _</w:t>
-            </w:r>
-            <w:proofErr w:type="spellStart"/>
-            <w:r>
-              <w:rPr>
-                <w:sz w:val="20"/>
-              </w:rPr>
-              <w:t>sales_aid_as_</w:t>
-            </w:r>
-            <w:proofErr w:type="gramStart"/>
-            <w:r>
-              <w:rPr>
-                <w:sz w:val="20"/>
-              </w:rPr>
-              <w:t>docx</w:t>
-            </w:r>
-            <w:proofErr w:type="spellEnd"/>
-            <w:r>
-              <w:rPr>
-                <w:sz w:val="20"/>
-              </w:rPr>
-              <w:t>(</w:t>
-            </w:r>
-            <w:proofErr w:type="gramEnd"/>
-            <w:r>
-              <w:rPr>
-                <w:sz w:val="20"/>
-              </w:rPr>
-              <w:t>)</w:t>
+            <w:r>
+              <w:rPr>
+                <w:sz w:val="20"/>
+              </w:rPr>
+              <w:t>render_sales_aid_page(), _sales_aid_as_docx()</w:t>
             </w:r>
           </w:p>
         </w:tc>
@@ -2752,49 +2097,7 @@
               <w:rPr>
                 <w:sz w:val="20"/>
               </w:rPr>
-              <w:t xml:space="preserve">The shared "which deal" selector used by Customer Requirements, Discovery, and Sales Aids. Owns </w:t>
-            </w:r>
-            <w:proofErr w:type="spellStart"/>
-            <w:r>
-              <w:rPr>
-                <w:sz w:val="20"/>
-              </w:rPr>
-              <w:t>session_</w:t>
-            </w:r>
-            <w:proofErr w:type="gramStart"/>
-            <w:r>
-              <w:rPr>
-                <w:sz w:val="20"/>
-              </w:rPr>
-              <w:t>state.active</w:t>
-            </w:r>
-            <w:proofErr w:type="gramEnd"/>
-            <w:r>
-              <w:rPr>
-                <w:sz w:val="20"/>
-              </w:rPr>
-              <w:t>_deal_id</w:t>
-            </w:r>
-            <w:proofErr w:type="spellEnd"/>
-            <w:r>
-              <w:rPr>
-                <w:sz w:val="20"/>
-              </w:rPr>
-              <w:t xml:space="preserve"> so a deal picked on </w:t>
-            </w:r>
-            <w:proofErr w:type="gramStart"/>
-            <w:r>
-              <w:rPr>
-                <w:sz w:val="20"/>
-              </w:rPr>
-              <w:t>one page</w:t>
-            </w:r>
-            <w:proofErr w:type="gramEnd"/>
-            <w:r>
-              <w:rPr>
-                <w:sz w:val="20"/>
-              </w:rPr>
-              <w:t xml:space="preserve"> stays selected when a rep switches to another; starting a new deal is a single atomic form.</w:t>
+              <w:t>The shared "which deal" selector used by Customer Requirements, Discovery, and Sales Aids. Owns session_state.active_deal_id so a deal picked on one page stays selected when a rep switches to another; starting a new deal is a single atomic form.</w:t>
             </w:r>
           </w:p>
         </w:tc>
@@ -2803,61 +2106,11 @@
             <w:tcW w:w="2952" w:type="dxa"/>
           </w:tcPr>
           <w:p>
-            <w:proofErr w:type="spellStart"/>
-            <w:r>
-              <w:rPr>
-                <w:sz w:val="20"/>
-              </w:rPr>
-              <w:t>render_deal_</w:t>
-            </w:r>
-            <w:proofErr w:type="gramStart"/>
-            <w:r>
-              <w:rPr>
-                <w:sz w:val="20"/>
-              </w:rPr>
-              <w:t>picker</w:t>
-            </w:r>
-            <w:proofErr w:type="spellEnd"/>
-            <w:r>
-              <w:rPr>
-                <w:sz w:val="20"/>
-              </w:rPr>
-              <w:t>(</w:t>
-            </w:r>
-            <w:proofErr w:type="gramEnd"/>
-            <w:r>
-              <w:rPr>
-                <w:sz w:val="20"/>
-              </w:rPr>
-              <w:t xml:space="preserve">), </w:t>
-            </w:r>
-            <w:proofErr w:type="spellStart"/>
-            <w:r>
-              <w:rPr>
-                <w:sz w:val="20"/>
-              </w:rPr>
-              <w:t>set_active_</w:t>
-            </w:r>
-            <w:proofErr w:type="gramStart"/>
-            <w:r>
-              <w:rPr>
-                <w:sz w:val="20"/>
-              </w:rPr>
-              <w:t>deal</w:t>
-            </w:r>
-            <w:proofErr w:type="spellEnd"/>
-            <w:r>
-              <w:rPr>
-                <w:sz w:val="20"/>
-              </w:rPr>
-              <w:t>(</w:t>
-            </w:r>
-            <w:proofErr w:type="gramEnd"/>
-            <w:r>
-              <w:rPr>
-                <w:sz w:val="20"/>
-              </w:rPr>
-              <w:t>)</w:t>
+            <w:r>
+              <w:rPr>
+                <w:sz w:val="20"/>
+              </w:rPr>
+              <w:t>render_deal_picker(), set_active_deal()</w:t>
             </w:r>
           </w:p>
         </w:tc>
@@ -2967,77 +2220,7 @@
               <w:rPr>
                 <w:sz w:val="20"/>
               </w:rPr>
-              <w:t xml:space="preserve">The Assistant page's only orchestrator. </w:t>
-            </w:r>
-            <w:proofErr w:type="spellStart"/>
-            <w:r>
-              <w:rPr>
-                <w:sz w:val="20"/>
-              </w:rPr>
-              <w:t>answer_</w:t>
-            </w:r>
-            <w:proofErr w:type="gramStart"/>
-            <w:r>
-              <w:rPr>
-                <w:sz w:val="20"/>
-              </w:rPr>
-              <w:t>question</w:t>
-            </w:r>
-            <w:proofErr w:type="spellEnd"/>
-            <w:r>
-              <w:rPr>
-                <w:sz w:val="20"/>
-              </w:rPr>
-              <w:t>(</w:t>
-            </w:r>
-            <w:proofErr w:type="gramEnd"/>
-            <w:r>
-              <w:rPr>
-                <w:sz w:val="20"/>
-              </w:rPr>
-              <w:t xml:space="preserve">) / </w:t>
-            </w:r>
-            <w:proofErr w:type="spellStart"/>
-            <w:r>
-              <w:rPr>
-                <w:sz w:val="20"/>
-              </w:rPr>
-              <w:t>stream_answer_</w:t>
-            </w:r>
-            <w:proofErr w:type="gramStart"/>
-            <w:r>
-              <w:rPr>
-                <w:sz w:val="20"/>
-              </w:rPr>
-              <w:t>question</w:t>
-            </w:r>
-            <w:proofErr w:type="spellEnd"/>
-            <w:r>
-              <w:rPr>
-                <w:sz w:val="20"/>
-              </w:rPr>
-              <w:t>(</w:t>
-            </w:r>
-            <w:proofErr w:type="gramEnd"/>
-            <w:r>
-              <w:rPr>
-                <w:sz w:val="20"/>
-              </w:rPr>
-              <w:t xml:space="preserve">) call dispatcher.py first, fall through to retriever.py + response_generator.py only if the dispatcher can't fully resolve the question, and merge in any nomenclature notes the dispatcher resolved. </w:t>
-            </w:r>
-            <w:proofErr w:type="gramStart"/>
-            <w:r>
-              <w:rPr>
-                <w:sz w:val="20"/>
-              </w:rPr>
-              <w:t>Also</w:t>
-            </w:r>
-            <w:proofErr w:type="gramEnd"/>
-            <w:r>
-              <w:rPr>
-                <w:sz w:val="20"/>
-              </w:rPr>
-              <w:t xml:space="preserve"> the reindex/add-doc/remove-doc CLI.</w:t>
+              <w:t>The Assistant page's only orchestrator. answer_question() / stream_answer_question() call dispatcher.py first, fall through to retriever.py + response_generator.py only if the dispatcher can't fully resolve the question, and merge in any nomenclature notes the dispatcher resolved. Also the reindex/add-doc/remove-doc CLI.</w:t>
             </w:r>
           </w:p>
         </w:tc>
@@ -3046,89 +2229,11 @@
             <w:tcW w:w="2952" w:type="dxa"/>
           </w:tcPr>
           <w:p>
-            <w:proofErr w:type="spellStart"/>
-            <w:r>
-              <w:rPr>
-                <w:sz w:val="20"/>
-              </w:rPr>
-              <w:t>answer_</w:t>
-            </w:r>
-            <w:proofErr w:type="gramStart"/>
-            <w:r>
-              <w:rPr>
-                <w:sz w:val="20"/>
-              </w:rPr>
-              <w:t>question</w:t>
-            </w:r>
-            <w:proofErr w:type="spellEnd"/>
-            <w:r>
-              <w:rPr>
-                <w:sz w:val="20"/>
-              </w:rPr>
-              <w:t>(</w:t>
-            </w:r>
-            <w:proofErr w:type="gramEnd"/>
-            <w:r>
-              <w:rPr>
-                <w:sz w:val="20"/>
-              </w:rPr>
-              <w:t xml:space="preserve">), </w:t>
-            </w:r>
-            <w:proofErr w:type="spellStart"/>
-            <w:r>
-              <w:rPr>
-                <w:sz w:val="20"/>
-              </w:rPr>
-              <w:t>stream_answer_</w:t>
-            </w:r>
-            <w:proofErr w:type="gramStart"/>
-            <w:r>
-              <w:rPr>
-                <w:sz w:val="20"/>
-              </w:rPr>
-              <w:t>question</w:t>
-            </w:r>
-            <w:proofErr w:type="spellEnd"/>
-            <w:r>
-              <w:rPr>
-                <w:sz w:val="20"/>
-              </w:rPr>
-              <w:t>(</w:t>
-            </w:r>
-            <w:proofErr w:type="gramEnd"/>
-            <w:r>
-              <w:rPr>
-                <w:sz w:val="20"/>
-              </w:rPr>
-              <w:t xml:space="preserve">), </w:t>
-            </w:r>
-            <w:proofErr w:type="spellStart"/>
-            <w:r>
-              <w:rPr>
-                <w:sz w:val="20"/>
-              </w:rPr>
-              <w:t>finalize_streamed_</w:t>
-            </w:r>
-            <w:proofErr w:type="gramStart"/>
-            <w:r>
-              <w:rPr>
-                <w:sz w:val="20"/>
-              </w:rPr>
-              <w:t>answer</w:t>
-            </w:r>
-            <w:proofErr w:type="spellEnd"/>
-            <w:r>
-              <w:rPr>
-                <w:sz w:val="20"/>
-              </w:rPr>
-              <w:t>(</w:t>
-            </w:r>
-            <w:proofErr w:type="gramEnd"/>
-            <w:r>
-              <w:rPr>
-                <w:sz w:val="20"/>
-              </w:rPr>
-              <w:t>)</w:t>
+            <w:r>
+              <w:rPr>
+                <w:sz w:val="20"/>
+              </w:rPr>
+              <w:t>answer_question(), stream_answer_question(), finalize_streamed_answer()</w:t>
             </w:r>
           </w:p>
         </w:tc>
@@ -3168,28 +2273,12 @@
             <w:tcW w:w="2952" w:type="dxa"/>
           </w:tcPr>
           <w:p>
-            <w:proofErr w:type="gramStart"/>
-            <w:r>
-              <w:rPr>
-                <w:sz w:val="20"/>
-              </w:rPr>
-              <w:t>dispatch(</w:t>
-            </w:r>
-            <w:proofErr w:type="gramEnd"/>
-            <w:r>
-              <w:rPr>
-                <w:sz w:val="20"/>
-              </w:rPr>
-              <w:t xml:space="preserve">), </w:t>
-            </w:r>
-            <w:proofErr w:type="spellStart"/>
-            <w:r>
-              <w:rPr>
-                <w:sz w:val="20"/>
-              </w:rPr>
-              <w:t>DispatchResult</w:t>
-            </w:r>
-            <w:proofErr w:type="spellEnd"/>
+            <w:r>
+              <w:rPr>
+                <w:sz w:val="20"/>
+              </w:rPr>
+              <w:t>dispatch(), DispatchResult</w:t>
+            </w:r>
           </w:p>
         </w:tc>
       </w:tr>
@@ -3228,75 +2317,11 @@
             <w:tcW w:w="2952" w:type="dxa"/>
           </w:tcPr>
           <w:p>
-            <w:proofErr w:type="gramStart"/>
-            <w:r>
-              <w:rPr>
-                <w:sz w:val="20"/>
-              </w:rPr>
-              <w:t>retrieve(</w:t>
-            </w:r>
-            <w:proofErr w:type="gramEnd"/>
-            <w:r>
-              <w:rPr>
-                <w:sz w:val="20"/>
-              </w:rPr>
-              <w:t xml:space="preserve">), </w:t>
-            </w:r>
-            <w:proofErr w:type="spellStart"/>
-            <w:r>
-              <w:rPr>
-                <w:sz w:val="20"/>
-              </w:rPr>
-              <w:t>build_</w:t>
-            </w:r>
-            <w:proofErr w:type="gramStart"/>
-            <w:r>
-              <w:rPr>
-                <w:sz w:val="20"/>
-              </w:rPr>
-              <w:t>index</w:t>
-            </w:r>
-            <w:proofErr w:type="spellEnd"/>
-            <w:r>
-              <w:rPr>
-                <w:sz w:val="20"/>
-              </w:rPr>
-              <w:t>(</w:t>
-            </w:r>
-            <w:proofErr w:type="gramEnd"/>
-            <w:r>
-              <w:rPr>
-                <w:sz w:val="20"/>
-              </w:rPr>
-              <w:t>), _</w:t>
-            </w:r>
-            <w:proofErr w:type="spellStart"/>
-            <w:r>
-              <w:rPr>
-                <w:sz w:val="20"/>
-              </w:rPr>
-              <w:t>keyword_boost_</w:t>
-            </w:r>
-            <w:proofErr w:type="gramStart"/>
-            <w:r>
-              <w:rPr>
-                <w:sz w:val="20"/>
-              </w:rPr>
-              <w:t>matches</w:t>
-            </w:r>
-            <w:proofErr w:type="spellEnd"/>
-            <w:r>
-              <w:rPr>
-                <w:sz w:val="20"/>
-              </w:rPr>
-              <w:t>(</w:t>
-            </w:r>
-            <w:proofErr w:type="gramEnd"/>
-            <w:r>
-              <w:rPr>
-                <w:sz w:val="20"/>
-              </w:rPr>
-              <w:t>)</w:t>
+            <w:r>
+              <w:rPr>
+                <w:sz w:val="20"/>
+              </w:rPr>
+              <w:t>retrieve(), build_index(), _keyword_boost_matches()</w:t>
             </w:r>
           </w:p>
         </w:tc>
@@ -3327,21 +2352,7 @@
               <w:rPr>
                 <w:sz w:val="20"/>
               </w:rPr>
-              <w:t xml:space="preserve">All LLM call plumbing: loads/caches the system and format prompts, dispatches to OpenAI / Azure OpenAI / an offline mock depending on LLM_PROVIDER, streams the reply, and runs two deterministic checks on the finished text (a fabricated-email check and the claim guardrail) before returning a </w:t>
-            </w:r>
-            <w:proofErr w:type="spellStart"/>
-            <w:r>
-              <w:rPr>
-                <w:sz w:val="20"/>
-              </w:rPr>
-              <w:t>GeneratedAnswer</w:t>
-            </w:r>
-            <w:proofErr w:type="spellEnd"/>
-            <w:r>
-              <w:rPr>
-                <w:sz w:val="20"/>
-              </w:rPr>
-              <w:t>.</w:t>
+              <w:t>All LLM call plumbing: loads/caches the system and format prompts, dispatches to OpenAI / Azure OpenAI / an offline mock depending on LLM_PROVIDER, streams the reply, and runs two deterministic checks on the finished text (a fabricated-email check and the claim guardrail) before returning a GeneratedAnswer.</w:t>
             </w:r>
           </w:p>
         </w:tc>
@@ -3350,89 +2361,11 @@
             <w:tcW w:w="2952" w:type="dxa"/>
           </w:tcPr>
           <w:p>
-            <w:proofErr w:type="spellStart"/>
-            <w:r>
-              <w:rPr>
-                <w:sz w:val="20"/>
-              </w:rPr>
-              <w:t>stream_</w:t>
-            </w:r>
-            <w:proofErr w:type="gramStart"/>
-            <w:r>
-              <w:rPr>
-                <w:sz w:val="20"/>
-              </w:rPr>
-              <w:t>answer</w:t>
-            </w:r>
-            <w:proofErr w:type="spellEnd"/>
-            <w:r>
-              <w:rPr>
-                <w:sz w:val="20"/>
-              </w:rPr>
-              <w:t>(</w:t>
-            </w:r>
-            <w:proofErr w:type="gramEnd"/>
-            <w:r>
-              <w:rPr>
-                <w:sz w:val="20"/>
-              </w:rPr>
-              <w:t xml:space="preserve">), </w:t>
-            </w:r>
-            <w:proofErr w:type="spellStart"/>
-            <w:r>
-              <w:rPr>
-                <w:sz w:val="20"/>
-              </w:rPr>
-              <w:t>finalize_</w:t>
-            </w:r>
-            <w:proofErr w:type="gramStart"/>
-            <w:r>
-              <w:rPr>
-                <w:sz w:val="20"/>
-              </w:rPr>
-              <w:t>answer</w:t>
-            </w:r>
-            <w:proofErr w:type="spellEnd"/>
-            <w:r>
-              <w:rPr>
-                <w:sz w:val="20"/>
-              </w:rPr>
-              <w:t>(</w:t>
-            </w:r>
-            <w:proofErr w:type="gramEnd"/>
-            <w:r>
-              <w:rPr>
-                <w:sz w:val="20"/>
-              </w:rPr>
-              <w:t xml:space="preserve">), </w:t>
-            </w:r>
-            <w:proofErr w:type="spellStart"/>
-            <w:r>
-              <w:rPr>
-                <w:sz w:val="20"/>
-              </w:rPr>
-              <w:t>generate_customer_</w:t>
-            </w:r>
-            <w:proofErr w:type="gramStart"/>
-            <w:r>
-              <w:rPr>
-                <w:sz w:val="20"/>
-              </w:rPr>
-              <w:t>wording</w:t>
-            </w:r>
-            <w:proofErr w:type="spellEnd"/>
-            <w:r>
-              <w:rPr>
-                <w:sz w:val="20"/>
-              </w:rPr>
-              <w:t>(</w:t>
-            </w:r>
-            <w:proofErr w:type="gramEnd"/>
-            <w:r>
-              <w:rPr>
-                <w:sz w:val="20"/>
-              </w:rPr>
-              <w:t>)</w:t>
+            <w:r>
+              <w:rPr>
+                <w:sz w:val="20"/>
+              </w:rPr>
+              <w:t>stream_answer(), finalize_answer(), generate_customer_wording()</w:t>
             </w:r>
           </w:p>
         </w:tc>
@@ -3463,35 +2396,7 @@
               <w:rPr>
                 <w:sz w:val="20"/>
               </w:rPr>
-              <w:t xml:space="preserve">The restricted-claims </w:t>
-            </w:r>
-            <w:proofErr w:type="gramStart"/>
-            <w:r>
-              <w:rPr>
-                <w:sz w:val="20"/>
-              </w:rPr>
-              <w:t>guardrail:</w:t>
-            </w:r>
-            <w:proofErr w:type="gramEnd"/>
-            <w:r>
-              <w:rPr>
-                <w:sz w:val="20"/>
-              </w:rPr>
-              <w:t xml:space="preserve"> matches a question/answer against admin-configured keyword categories and verifies each match is </w:t>
-            </w:r>
-            <w:proofErr w:type="gramStart"/>
-            <w:r>
-              <w:rPr>
-                <w:sz w:val="20"/>
-              </w:rPr>
-              <w:t>actually backed</w:t>
-            </w:r>
-            <w:proofErr w:type="gramEnd"/>
-            <w:r>
-              <w:rPr>
-                <w:sz w:val="20"/>
-              </w:rPr>
-              <w:t xml:space="preserve"> by real retrieved source text -- not just an admin-typed Approved Claims bullet -- before it can be shown as customer-facing.</w:t>
+              <w:t>The restricted-claims guardrail: matches a question/answer against admin-configured keyword categories and verifies each match is actually backed by real retrieved source text -- not just an admin-typed Approved Claims bullet -- before it can be shown as customer-facing.</w:t>
             </w:r>
           </w:p>
         </w:tc>
@@ -3500,61 +2405,11 @@
             <w:tcW w:w="2952" w:type="dxa"/>
           </w:tcPr>
           <w:p>
-            <w:proofErr w:type="spellStart"/>
-            <w:r>
-              <w:rPr>
-                <w:sz w:val="20"/>
-              </w:rPr>
-              <w:t>check_restricted_</w:t>
-            </w:r>
-            <w:proofErr w:type="gramStart"/>
-            <w:r>
-              <w:rPr>
-                <w:sz w:val="20"/>
-              </w:rPr>
-              <w:t>claims</w:t>
-            </w:r>
-            <w:proofErr w:type="spellEnd"/>
-            <w:r>
-              <w:rPr>
-                <w:sz w:val="20"/>
-              </w:rPr>
-              <w:t>(</w:t>
-            </w:r>
-            <w:proofErr w:type="gramEnd"/>
-            <w:r>
-              <w:rPr>
-                <w:sz w:val="20"/>
-              </w:rPr>
-              <w:t xml:space="preserve">), </w:t>
-            </w:r>
-            <w:proofErr w:type="spellStart"/>
-            <w:r>
-              <w:rPr>
-                <w:sz w:val="20"/>
-              </w:rPr>
-              <w:t>guardrail_source_</w:t>
-            </w:r>
-            <w:proofErr w:type="gramStart"/>
-            <w:r>
-              <w:rPr>
-                <w:sz w:val="20"/>
-              </w:rPr>
-              <w:t>text</w:t>
-            </w:r>
-            <w:proofErr w:type="spellEnd"/>
-            <w:r>
-              <w:rPr>
-                <w:sz w:val="20"/>
-              </w:rPr>
-              <w:t>(</w:t>
-            </w:r>
-            <w:proofErr w:type="gramEnd"/>
-            <w:r>
-              <w:rPr>
-                <w:sz w:val="20"/>
-              </w:rPr>
-              <w:t>)</w:t>
+            <w:r>
+              <w:rPr>
+                <w:sz w:val="20"/>
+              </w:rPr>
+              <w:t>check_restricted_claims(), guardrail_source_text()</w:t>
             </w:r>
           </w:p>
         </w:tc>
@@ -3585,21 +2440,7 @@
               <w:rPr>
                 <w:sz w:val="20"/>
               </w:rPr>
-              <w:t xml:space="preserve">Turns a loaded document's blocks into retrieval-ready chunks, always respecting section/table boundaries so two unrelated topics never share a </w:t>
-            </w:r>
-            <w:proofErr w:type="gramStart"/>
-            <w:r>
-              <w:rPr>
-                <w:sz w:val="20"/>
-              </w:rPr>
-              <w:t>chunk, and</w:t>
-            </w:r>
-            <w:proofErr w:type="gramEnd"/>
-            <w:r>
-              <w:rPr>
-                <w:sz w:val="20"/>
-              </w:rPr>
-              <w:t xml:space="preserve"> assigns each document's product-name identity (with collision handling across a batch indexed together).</w:t>
+              <w:t>Turns a loaded document's blocks into retrieval-ready chunks, always respecting section/table boundaries so two unrelated topics never share a chunk, and assigns each document's product-name identity (with collision handling across a batch indexed together).</w:t>
             </w:r>
           </w:p>
         </w:tc>
@@ -3608,89 +2449,11 @@
             <w:tcW w:w="2952" w:type="dxa"/>
           </w:tcPr>
           <w:p>
-            <w:proofErr w:type="spellStart"/>
-            <w:r>
-              <w:rPr>
-                <w:sz w:val="20"/>
-              </w:rPr>
-              <w:t>chunk_</w:t>
-            </w:r>
-            <w:proofErr w:type="gramStart"/>
-            <w:r>
-              <w:rPr>
-                <w:sz w:val="20"/>
-              </w:rPr>
-              <w:t>document</w:t>
-            </w:r>
-            <w:proofErr w:type="spellEnd"/>
-            <w:r>
-              <w:rPr>
-                <w:sz w:val="20"/>
-              </w:rPr>
-              <w:t>(</w:t>
-            </w:r>
-            <w:proofErr w:type="gramEnd"/>
-            <w:r>
-              <w:rPr>
-                <w:sz w:val="20"/>
-              </w:rPr>
-              <w:t xml:space="preserve">), </w:t>
-            </w:r>
-            <w:proofErr w:type="spellStart"/>
-            <w:r>
-              <w:rPr>
-                <w:sz w:val="20"/>
-              </w:rPr>
-              <w:t>assign_product_</w:t>
-            </w:r>
-            <w:proofErr w:type="gramStart"/>
-            <w:r>
-              <w:rPr>
-                <w:sz w:val="20"/>
-              </w:rPr>
-              <w:t>name</w:t>
-            </w:r>
-            <w:proofErr w:type="spellEnd"/>
-            <w:r>
-              <w:rPr>
-                <w:sz w:val="20"/>
-              </w:rPr>
-              <w:t>(</w:t>
-            </w:r>
-            <w:proofErr w:type="gramEnd"/>
-            <w:r>
-              <w:rPr>
-                <w:sz w:val="20"/>
-              </w:rPr>
-              <w:t xml:space="preserve">), </w:t>
-            </w:r>
-            <w:proofErr w:type="spellStart"/>
-            <w:r>
-              <w:rPr>
-                <w:sz w:val="20"/>
-              </w:rPr>
-              <w:t>chunk_approved_</w:t>
-            </w:r>
-            <w:proofErr w:type="gramStart"/>
-            <w:r>
-              <w:rPr>
-                <w:sz w:val="20"/>
-              </w:rPr>
-              <w:t>claims</w:t>
-            </w:r>
-            <w:proofErr w:type="spellEnd"/>
-            <w:r>
-              <w:rPr>
-                <w:sz w:val="20"/>
-              </w:rPr>
-              <w:t>(</w:t>
-            </w:r>
-            <w:proofErr w:type="gramEnd"/>
-            <w:r>
-              <w:rPr>
-                <w:sz w:val="20"/>
-              </w:rPr>
-              <w:t>)</w:t>
+            <w:r>
+              <w:rPr>
+                <w:sz w:val="20"/>
+              </w:rPr>
+              <w:t>chunk_document(), assign_product_name(), chunk_approved_claims()</w:t>
             </w:r>
           </w:p>
         </w:tc>
@@ -3722,21 +2485,7 @@
               <w:rPr>
                 <w:sz w:val="20"/>
               </w:rPr>
-              <w:t xml:space="preserve">Format-specific extraction </w:t>
-            </w:r>
-            <w:proofErr w:type="gramStart"/>
-            <w:r>
-              <w:rPr>
-                <w:sz w:val="20"/>
-              </w:rPr>
-              <w:t>for .</w:t>
-            </w:r>
-            <w:proofErr w:type="gramEnd"/>
-            <w:r>
-              <w:rPr>
-                <w:sz w:val="20"/>
-              </w:rPr>
-              <w:t>docx/.pptx/.pdf/.csv/.xlsx/.md/.txt/images into one common block schema, including OCR for scanned pages and embedded images, three-style table classification, and two independent coverage checks that flag content the extractor may have dropped.</w:t>
+              <w:t>Format-specific extraction for .docx/.pptx/.pdf/.csv/.xlsx/.md/.txt/images into one common block schema, including OCR for scanned pages and embedded images, three-style table classification, and two independent coverage checks that flag content the extractor may have dropped.</w:t>
             </w:r>
           </w:p>
         </w:tc>
@@ -3745,89 +2494,11 @@
             <w:tcW w:w="2952" w:type="dxa"/>
           </w:tcPr>
           <w:p>
-            <w:proofErr w:type="spellStart"/>
-            <w:r>
-              <w:rPr>
-                <w:sz w:val="20"/>
-              </w:rPr>
-              <w:t>load_</w:t>
-            </w:r>
-            <w:proofErr w:type="gramStart"/>
-            <w:r>
-              <w:rPr>
-                <w:sz w:val="20"/>
-              </w:rPr>
-              <w:t>document</w:t>
-            </w:r>
-            <w:proofErr w:type="spellEnd"/>
-            <w:r>
-              <w:rPr>
-                <w:sz w:val="20"/>
-              </w:rPr>
-              <w:t>(</w:t>
-            </w:r>
-            <w:proofErr w:type="gramEnd"/>
-            <w:r>
-              <w:rPr>
-                <w:sz w:val="20"/>
-              </w:rPr>
-              <w:t xml:space="preserve">), </w:t>
-            </w:r>
-            <w:proofErr w:type="spellStart"/>
-            <w:r>
-              <w:rPr>
-                <w:sz w:val="20"/>
-              </w:rPr>
-              <w:t>extract_</w:t>
-            </w:r>
-            <w:proofErr w:type="gramStart"/>
-            <w:r>
-              <w:rPr>
-                <w:sz w:val="20"/>
-              </w:rPr>
-              <w:t>blocks</w:t>
-            </w:r>
-            <w:proofErr w:type="spellEnd"/>
-            <w:r>
-              <w:rPr>
-                <w:sz w:val="20"/>
-              </w:rPr>
-              <w:t>(</w:t>
-            </w:r>
-            <w:proofErr w:type="gramEnd"/>
-            <w:r>
-              <w:rPr>
-                <w:sz w:val="20"/>
-              </w:rPr>
-              <w:t xml:space="preserve">), </w:t>
-            </w:r>
-            <w:proofErr w:type="spellStart"/>
-            <w:r>
-              <w:rPr>
-                <w:sz w:val="20"/>
-              </w:rPr>
-              <w:t>check_table_</w:t>
-            </w:r>
-            <w:proofErr w:type="gramStart"/>
-            <w:r>
-              <w:rPr>
-                <w:sz w:val="20"/>
-              </w:rPr>
-              <w:t>structure</w:t>
-            </w:r>
-            <w:proofErr w:type="spellEnd"/>
-            <w:r>
-              <w:rPr>
-                <w:sz w:val="20"/>
-              </w:rPr>
-              <w:t>(</w:t>
-            </w:r>
-            <w:proofErr w:type="gramEnd"/>
-            <w:r>
-              <w:rPr>
-                <w:sz w:val="20"/>
-              </w:rPr>
-              <w:t>)</w:t>
+            <w:r>
+              <w:rPr>
+                <w:sz w:val="20"/>
+              </w:rPr>
+              <w:t>load_document(), extract_blocks(), check_table_structure()</w:t>
             </w:r>
           </w:p>
         </w:tc>
@@ -3867,61 +2538,11 @@
             <w:tcW w:w="2952" w:type="dxa"/>
           </w:tcPr>
           <w:p>
-            <w:proofErr w:type="spellStart"/>
-            <w:r>
-              <w:rPr>
-                <w:sz w:val="20"/>
-              </w:rPr>
-              <w:t>build_product_</w:t>
-            </w:r>
-            <w:proofErr w:type="gramStart"/>
-            <w:r>
-              <w:rPr>
-                <w:sz w:val="20"/>
-              </w:rPr>
-              <w:t>registry</w:t>
-            </w:r>
-            <w:proofErr w:type="spellEnd"/>
-            <w:r>
-              <w:rPr>
-                <w:sz w:val="20"/>
-              </w:rPr>
-              <w:t>(</w:t>
-            </w:r>
-            <w:proofErr w:type="gramEnd"/>
-            <w:r>
-              <w:rPr>
-                <w:sz w:val="20"/>
-              </w:rPr>
-              <w:t xml:space="preserve">), </w:t>
-            </w:r>
-            <w:proofErr w:type="spellStart"/>
-            <w:r>
-              <w:rPr>
-                <w:sz w:val="20"/>
-              </w:rPr>
-              <w:t>rebuild_product_</w:t>
-            </w:r>
-            <w:proofErr w:type="gramStart"/>
-            <w:r>
-              <w:rPr>
-                <w:sz w:val="20"/>
-              </w:rPr>
-              <w:t>registry</w:t>
-            </w:r>
-            <w:proofErr w:type="spellEnd"/>
-            <w:r>
-              <w:rPr>
-                <w:sz w:val="20"/>
-              </w:rPr>
-              <w:t>(</w:t>
-            </w:r>
-            <w:proofErr w:type="gramEnd"/>
-            <w:r>
-              <w:rPr>
-                <w:sz w:val="20"/>
-              </w:rPr>
-              <w:t>)</w:t>
+            <w:r>
+              <w:rPr>
+                <w:sz w:val="20"/>
+              </w:rPr>
+              <w:t>build_product_registry(), rebuild_product_registry()</w:t>
             </w:r>
           </w:p>
         </w:tc>
@@ -3952,49 +2573,7 @@
               <w:rPr>
                 <w:sz w:val="20"/>
               </w:rPr>
-              <w:t>Loads data/</w:t>
-            </w:r>
-            <w:proofErr w:type="spellStart"/>
-            <w:r>
-              <w:rPr>
-                <w:sz w:val="20"/>
-              </w:rPr>
-              <w:t>product_registry.json</w:t>
-            </w:r>
-            <w:proofErr w:type="spellEnd"/>
-            <w:r>
-              <w:rPr>
-                <w:sz w:val="20"/>
-              </w:rPr>
-              <w:t xml:space="preserve"> into typed </w:t>
-            </w:r>
-            <w:proofErr w:type="spellStart"/>
-            <w:r>
-              <w:rPr>
-                <w:sz w:val="20"/>
-              </w:rPr>
-              <w:t>dataclasses</w:t>
-            </w:r>
-            <w:proofErr w:type="spellEnd"/>
-            <w:r>
-              <w:rPr>
-                <w:sz w:val="20"/>
-              </w:rPr>
-              <w:t xml:space="preserve"> for the rest of the app to consume; the registry itself is fully regenerated by registry_builder.py on every reindex, never </w:t>
-            </w:r>
-            <w:proofErr w:type="gramStart"/>
-            <w:r>
-              <w:rPr>
-                <w:sz w:val="20"/>
-              </w:rPr>
-              <w:t>hand-edited</w:t>
-            </w:r>
-            <w:proofErr w:type="gramEnd"/>
-            <w:r>
-              <w:rPr>
-                <w:sz w:val="20"/>
-              </w:rPr>
-              <w:t>.</w:t>
+              <w:t>Loads data/product_registry.json into typed dataclasses for the rest of the app to consume; the registry itself is fully regenerated by registry_builder.py on every reindex, never hand-edited.</w:t>
             </w:r>
           </w:p>
         </w:tc>
@@ -4003,56 +2582,12 @@
             <w:tcW w:w="2952" w:type="dxa"/>
           </w:tcPr>
           <w:p>
-            <w:proofErr w:type="spellStart"/>
-            <w:r>
-              <w:rPr>
-                <w:sz w:val="20"/>
-              </w:rPr>
-              <w:t>load_product_</w:t>
-            </w:r>
-            <w:proofErr w:type="gramStart"/>
-            <w:r>
-              <w:rPr>
-                <w:sz w:val="20"/>
-              </w:rPr>
-              <w:t>index</w:t>
-            </w:r>
-            <w:proofErr w:type="spellEnd"/>
-            <w:r>
-              <w:rPr>
-                <w:sz w:val="20"/>
-              </w:rPr>
-              <w:t>(</w:t>
-            </w:r>
-            <w:proofErr w:type="gramEnd"/>
-            <w:r>
-              <w:rPr>
-                <w:sz w:val="20"/>
-              </w:rPr>
-              <w:t xml:space="preserve">), </w:t>
-            </w:r>
-            <w:proofErr w:type="spellStart"/>
-            <w:r>
-              <w:rPr>
-                <w:sz w:val="20"/>
-              </w:rPr>
-              <w:t>ProductIndexEntry</w:t>
-            </w:r>
-            <w:proofErr w:type="spellEnd"/>
-            <w:r>
-              <w:rPr>
-                <w:sz w:val="20"/>
-              </w:rPr>
-              <w:t xml:space="preserve">, </w:t>
-            </w:r>
-            <w:proofErr w:type="spellStart"/>
-            <w:r>
-              <w:rPr>
-                <w:sz w:val="20"/>
-              </w:rPr>
-              <w:t>NomenclatureSegment</w:t>
-            </w:r>
-            <w:proofErr w:type="spellEnd"/>
+            <w:r>
+              <w:rPr>
+                <w:sz w:val="20"/>
+              </w:rPr>
+              <w:t>load_product_index(), ProductIndexEntry, NomenclatureSegment</w:t>
+            </w:r>
           </w:p>
         </w:tc>
       </w:tr>
@@ -4091,33 +2626,11 @@
             <w:tcW w:w="2952" w:type="dxa"/>
           </w:tcPr>
           <w:p>
-            <w:proofErr w:type="spellStart"/>
-            <w:r>
-              <w:rPr>
-                <w:sz w:val="20"/>
-              </w:rPr>
-              <w:t>classify_</w:t>
-            </w:r>
-            <w:proofErr w:type="gramStart"/>
-            <w:r>
-              <w:rPr>
-                <w:sz w:val="20"/>
-              </w:rPr>
-              <w:t>intent</w:t>
-            </w:r>
-            <w:proofErr w:type="spellEnd"/>
-            <w:r>
-              <w:rPr>
-                <w:sz w:val="20"/>
-              </w:rPr>
-              <w:t>(</w:t>
-            </w:r>
-            <w:proofErr w:type="gramEnd"/>
-            <w:r>
-              <w:rPr>
-                <w:sz w:val="20"/>
-              </w:rPr>
-              <w:t>), INTENT_KEYWORDS</w:t>
+            <w:r>
+              <w:rPr>
+                <w:sz w:val="20"/>
+              </w:rPr>
+              <w:t>classify_intent(), INTENT_KEYWORDS</w:t>
             </w:r>
           </w:p>
         </w:tc>
@@ -4157,47 +2670,11 @@
             <w:tcW w:w="2952" w:type="dxa"/>
           </w:tcPr>
           <w:p>
-            <w:proofErr w:type="spellStart"/>
-            <w:r>
-              <w:rPr>
-                <w:sz w:val="20"/>
-              </w:rPr>
-              <w:t>HydrogenConcentration</w:t>
-            </w:r>
-            <w:proofErr w:type="spellEnd"/>
-            <w:r>
-              <w:rPr>
-                <w:sz w:val="20"/>
-              </w:rPr>
-              <w:t xml:space="preserve">, </w:t>
-            </w:r>
-            <w:proofErr w:type="spellStart"/>
-            <w:r>
-              <w:rPr>
-                <w:sz w:val="20"/>
-              </w:rPr>
-              <w:t>detect_conversion_</w:t>
-            </w:r>
-            <w:proofErr w:type="gramStart"/>
-            <w:r>
-              <w:rPr>
-                <w:sz w:val="20"/>
-              </w:rPr>
-              <w:t>request</w:t>
-            </w:r>
-            <w:proofErr w:type="spellEnd"/>
-            <w:r>
-              <w:rPr>
-                <w:sz w:val="20"/>
-              </w:rPr>
-              <w:t>(</w:t>
-            </w:r>
-            <w:proofErr w:type="gramEnd"/>
-            <w:r>
-              <w:rPr>
-                <w:sz w:val="20"/>
-              </w:rPr>
-              <w:t>)</w:t>
+            <w:r>
+              <w:rPr>
+                <w:sz w:val="20"/>
+              </w:rPr>
+              <w:t>HydrogenConcentration, detect_conversion_request()</w:t>
             </w:r>
           </w:p>
         </w:tc>
@@ -4224,33 +2701,11 @@
             <w:tcW w:w="4392" w:type="dxa"/>
           </w:tcPr>
           <w:p>
-            <w:proofErr w:type="gramStart"/>
-            <w:r>
-              <w:rPr>
-                <w:sz w:val="20"/>
-              </w:rPr>
-              <w:t>Small shared</w:t>
-            </w:r>
-            <w:proofErr w:type="gramEnd"/>
-            <w:r>
-              <w:rPr>
-                <w:sz w:val="20"/>
-              </w:rPr>
-              <w:t xml:space="preserve"> utilities (context-block building, source deduplication, structured-reply section parsing) used by both *_generator.py modules so their similar "Header:\</w:t>
-            </w:r>
-            <w:proofErr w:type="spellStart"/>
-            <w:r>
-              <w:rPr>
-                <w:sz w:val="20"/>
-              </w:rPr>
-              <w:t>ncontent</w:t>
-            </w:r>
-            <w:proofErr w:type="spellEnd"/>
-            <w:r>
-              <w:rPr>
-                <w:sz w:val="20"/>
-              </w:rPr>
-              <w:t>" parsing logic isn't duplicated.</w:t>
+            <w:r>
+              <w:rPr>
+                <w:sz w:val="20"/>
+              </w:rPr>
+              <w:t>Small shared utilities (context-block building, source deduplication, structured-reply section parsing) used by both *_generator.py modules so their similar "Header:\ncontent" parsing logic isn't duplicated.</w:t>
             </w:r>
           </w:p>
         </w:tc>
@@ -4259,89 +2714,11 @@
             <w:tcW w:w="2952" w:type="dxa"/>
           </w:tcPr>
           <w:p>
-            <w:proofErr w:type="spellStart"/>
-            <w:r>
-              <w:rPr>
-                <w:sz w:val="20"/>
-              </w:rPr>
-              <w:t>build_context_</w:t>
-            </w:r>
-            <w:proofErr w:type="gramStart"/>
-            <w:r>
-              <w:rPr>
-                <w:sz w:val="20"/>
-              </w:rPr>
-              <w:t>block</w:t>
-            </w:r>
-            <w:proofErr w:type="spellEnd"/>
-            <w:r>
-              <w:rPr>
-                <w:sz w:val="20"/>
-              </w:rPr>
-              <w:t>(</w:t>
-            </w:r>
-            <w:proofErr w:type="gramEnd"/>
-            <w:r>
-              <w:rPr>
-                <w:sz w:val="20"/>
-              </w:rPr>
-              <w:t xml:space="preserve">), </w:t>
-            </w:r>
-            <w:proofErr w:type="spellStart"/>
-            <w:r>
-              <w:rPr>
-                <w:sz w:val="20"/>
-              </w:rPr>
-              <w:t>dedupe_</w:t>
-            </w:r>
-            <w:proofErr w:type="gramStart"/>
-            <w:r>
-              <w:rPr>
-                <w:sz w:val="20"/>
-              </w:rPr>
-              <w:t>sources</w:t>
-            </w:r>
-            <w:proofErr w:type="spellEnd"/>
-            <w:r>
-              <w:rPr>
-                <w:sz w:val="20"/>
-              </w:rPr>
-              <w:t>(</w:t>
-            </w:r>
-            <w:proofErr w:type="gramEnd"/>
-            <w:r>
-              <w:rPr>
-                <w:sz w:val="20"/>
-              </w:rPr>
-              <w:t xml:space="preserve">), </w:t>
-            </w:r>
-            <w:proofErr w:type="spellStart"/>
-            <w:r>
-              <w:rPr>
-                <w:sz w:val="20"/>
-              </w:rPr>
-              <w:t>split_</w:t>
-            </w:r>
-            <w:proofErr w:type="gramStart"/>
-            <w:r>
-              <w:rPr>
-                <w:sz w:val="20"/>
-              </w:rPr>
-              <w:t>sections</w:t>
-            </w:r>
-            <w:proofErr w:type="spellEnd"/>
-            <w:r>
-              <w:rPr>
-                <w:sz w:val="20"/>
-              </w:rPr>
-              <w:t>(</w:t>
-            </w:r>
-            <w:proofErr w:type="gramEnd"/>
-            <w:r>
-              <w:rPr>
-                <w:sz w:val="20"/>
-              </w:rPr>
-              <w:t>)</w:t>
+            <w:r>
+              <w:rPr>
+                <w:sz w:val="20"/>
+              </w:rPr>
+              <w:t>build_context_block(), dedupe_sources(), split_sections()</w:t>
             </w:r>
           </w:p>
         </w:tc>
@@ -4381,61 +2758,11 @@
             <w:tcW w:w="2952" w:type="dxa"/>
           </w:tcPr>
           <w:p>
-            <w:proofErr w:type="spellStart"/>
-            <w:r>
-              <w:rPr>
-                <w:sz w:val="20"/>
-              </w:rPr>
-              <w:t>stream_discovery_</w:t>
-            </w:r>
-            <w:proofErr w:type="gramStart"/>
-            <w:r>
-              <w:rPr>
-                <w:sz w:val="20"/>
-              </w:rPr>
-              <w:t>questions</w:t>
-            </w:r>
-            <w:proofErr w:type="spellEnd"/>
-            <w:r>
-              <w:rPr>
-                <w:sz w:val="20"/>
-              </w:rPr>
-              <w:t>(</w:t>
-            </w:r>
-            <w:proofErr w:type="gramEnd"/>
-            <w:r>
-              <w:rPr>
-                <w:sz w:val="20"/>
-              </w:rPr>
-              <w:t xml:space="preserve">), </w:t>
-            </w:r>
-            <w:proofErr w:type="spellStart"/>
-            <w:r>
-              <w:rPr>
-                <w:sz w:val="20"/>
-              </w:rPr>
-              <w:t>stream_</w:t>
-            </w:r>
-            <w:proofErr w:type="gramStart"/>
-            <w:r>
-              <w:rPr>
-                <w:sz w:val="20"/>
-              </w:rPr>
-              <w:t>recommendation</w:t>
-            </w:r>
-            <w:proofErr w:type="spellEnd"/>
-            <w:r>
-              <w:rPr>
-                <w:sz w:val="20"/>
-              </w:rPr>
-              <w:t>(</w:t>
-            </w:r>
-            <w:proofErr w:type="gramEnd"/>
-            <w:r>
-              <w:rPr>
-                <w:sz w:val="20"/>
-              </w:rPr>
-              <w:t>)</w:t>
+            <w:r>
+              <w:rPr>
+                <w:sz w:val="20"/>
+              </w:rPr>
+              <w:t>stream_discovery_questions(), stream_recommendation()</w:t>
             </w:r>
           </w:p>
         </w:tc>
@@ -4466,21 +2793,7 @@
               <w:rPr>
                 <w:sz w:val="20"/>
               </w:rPr>
-              <w:t xml:space="preserve">Generation logic behind the Sales Aid page: retrieves MNST and competitor content as two </w:t>
-            </w:r>
-            <w:proofErr w:type="gramStart"/>
-            <w:r>
-              <w:rPr>
-                <w:sz w:val="20"/>
-              </w:rPr>
-              <w:t>separate</w:t>
-            </w:r>
-            <w:proofErr w:type="gramEnd"/>
-            <w:r>
-              <w:rPr>
-                <w:sz w:val="20"/>
-              </w:rPr>
-              <w:t>, guaranteed-represented passes so one side can't dominate the other, then generates the comparison document.</w:t>
+              <w:t>Generation logic behind the Sales Aid page: retrieves MNST and competitor content as two separate, guaranteed-represented passes so one side can't dominate the other, then generates the comparison document.</w:t>
             </w:r>
           </w:p>
         </w:tc>
@@ -4489,61 +2802,11 @@
             <w:tcW w:w="2952" w:type="dxa"/>
           </w:tcPr>
           <w:p>
-            <w:proofErr w:type="spellStart"/>
-            <w:r>
-              <w:rPr>
-                <w:sz w:val="20"/>
-              </w:rPr>
-              <w:t>stream_sales_</w:t>
-            </w:r>
-            <w:proofErr w:type="gramStart"/>
-            <w:r>
-              <w:rPr>
-                <w:sz w:val="20"/>
-              </w:rPr>
-              <w:t>aid</w:t>
-            </w:r>
-            <w:proofErr w:type="spellEnd"/>
-            <w:r>
-              <w:rPr>
-                <w:sz w:val="20"/>
-              </w:rPr>
-              <w:t>(</w:t>
-            </w:r>
-            <w:proofErr w:type="gramEnd"/>
-            <w:r>
-              <w:rPr>
-                <w:sz w:val="20"/>
-              </w:rPr>
-              <w:t xml:space="preserve">), </w:t>
-            </w:r>
-            <w:proofErr w:type="spellStart"/>
-            <w:r>
-              <w:rPr>
-                <w:sz w:val="20"/>
-              </w:rPr>
-              <w:t>finalize_sales_</w:t>
-            </w:r>
-            <w:proofErr w:type="gramStart"/>
-            <w:r>
-              <w:rPr>
-                <w:sz w:val="20"/>
-              </w:rPr>
-              <w:t>aid</w:t>
-            </w:r>
-            <w:proofErr w:type="spellEnd"/>
-            <w:r>
-              <w:rPr>
-                <w:sz w:val="20"/>
-              </w:rPr>
-              <w:t>(</w:t>
-            </w:r>
-            <w:proofErr w:type="gramEnd"/>
-            <w:r>
-              <w:rPr>
-                <w:sz w:val="20"/>
-              </w:rPr>
-              <w:t>)</w:t>
+            <w:r>
+              <w:rPr>
+                <w:sz w:val="20"/>
+              </w:rPr>
+              <w:t>stream_sales_aid(), finalize_sales_aid()</w:t>
             </w:r>
           </w:p>
         </w:tc>
@@ -4574,21 +2837,7 @@
               <w:rPr>
                 <w:sz w:val="20"/>
               </w:rPr>
-              <w:t xml:space="preserve">The Postgres (Neon) connection layer every *_store.py module depends </w:t>
-            </w:r>
-            <w:proofErr w:type="gramStart"/>
-            <w:r>
-              <w:rPr>
-                <w:sz w:val="20"/>
-              </w:rPr>
-              <w:t>on:</w:t>
-            </w:r>
-            <w:proofErr w:type="gramEnd"/>
-            <w:r>
-              <w:rPr>
-                <w:sz w:val="20"/>
-              </w:rPr>
-              <w:t xml:space="preserve"> a pooled connection with retry-on-stale-connection logic (covered by a dedicated regression test) and the full table schema, created once per process.</w:t>
+              <w:t>The Postgres (Neon) connection layer every *_store.py module depends on: a pooled connection with retry-on-stale-connection logic (covered by a dedicated regression test) and the full table schema, created once per process.</w:t>
             </w:r>
           </w:p>
         </w:tc>
@@ -4597,70 +2846,12 @@
             <w:tcW w:w="2952" w:type="dxa"/>
           </w:tcPr>
           <w:p>
-            <w:proofErr w:type="spellStart"/>
-            <w:r>
-              <w:rPr>
-                <w:sz w:val="20"/>
-              </w:rPr>
-              <w:t>get_</w:t>
-            </w:r>
-            <w:proofErr w:type="gramStart"/>
-            <w:r>
-              <w:rPr>
-                <w:sz w:val="20"/>
-              </w:rPr>
-              <w:t>connection</w:t>
-            </w:r>
-            <w:proofErr w:type="spellEnd"/>
-            <w:r>
-              <w:rPr>
-                <w:sz w:val="20"/>
-              </w:rPr>
-              <w:t>(</w:t>
-            </w:r>
-            <w:proofErr w:type="gramEnd"/>
-            <w:r>
-              <w:rPr>
-                <w:sz w:val="20"/>
-              </w:rPr>
-              <w:t xml:space="preserve">), </w:t>
-            </w:r>
-            <w:proofErr w:type="spellStart"/>
-            <w:r>
-              <w:rPr>
-                <w:sz w:val="20"/>
-              </w:rPr>
-              <w:t>ensure_</w:t>
-            </w:r>
-            <w:proofErr w:type="gramStart"/>
-            <w:r>
-              <w:rPr>
-                <w:sz w:val="20"/>
-              </w:rPr>
-              <w:t>schema</w:t>
-            </w:r>
-            <w:proofErr w:type="spellEnd"/>
-            <w:r>
-              <w:rPr>
-                <w:sz w:val="20"/>
-              </w:rPr>
-              <w:t>(</w:t>
-            </w:r>
-            <w:proofErr w:type="gramEnd"/>
-            <w:r>
-              <w:rPr>
-                <w:sz w:val="20"/>
-              </w:rPr>
-              <w:t xml:space="preserve">), </w:t>
-            </w:r>
-            <w:proofErr w:type="spellStart"/>
-            <w:r>
-              <w:rPr>
-                <w:sz w:val="20"/>
-              </w:rPr>
-              <w:t>DatabaseUnavailableError</w:t>
-            </w:r>
-            <w:proofErr w:type="spellEnd"/>
+            <w:r>
+              <w:rPr>
+                <w:sz w:val="20"/>
+              </w:rPr>
+              <w:t>get_connection(), ensure_schema(), DatabaseUnavailableError</w:t>
+            </w:r>
           </w:p>
         </w:tc>
       </w:tr>
@@ -4699,61 +2890,11 @@
             <w:tcW w:w="2952" w:type="dxa"/>
           </w:tcPr>
           <w:p>
-            <w:proofErr w:type="spellStart"/>
-            <w:r>
-              <w:rPr>
-                <w:sz w:val="20"/>
-              </w:rPr>
-              <w:t>inject_</w:t>
-            </w:r>
-            <w:proofErr w:type="gramStart"/>
-            <w:r>
-              <w:rPr>
-                <w:sz w:val="20"/>
-              </w:rPr>
-              <w:t>theme</w:t>
-            </w:r>
-            <w:proofErr w:type="spellEnd"/>
-            <w:r>
-              <w:rPr>
-                <w:sz w:val="20"/>
-              </w:rPr>
-              <w:t>(</w:t>
-            </w:r>
-            <w:proofErr w:type="gramEnd"/>
-            <w:r>
-              <w:rPr>
-                <w:sz w:val="20"/>
-              </w:rPr>
-              <w:t xml:space="preserve">), </w:t>
-            </w:r>
-            <w:proofErr w:type="spellStart"/>
-            <w:r>
-              <w:rPr>
-                <w:sz w:val="20"/>
-              </w:rPr>
-              <w:t>render_badges_</w:t>
-            </w:r>
-            <w:proofErr w:type="gramStart"/>
-            <w:r>
-              <w:rPr>
-                <w:sz w:val="20"/>
-              </w:rPr>
-              <w:t>html</w:t>
-            </w:r>
-            <w:proofErr w:type="spellEnd"/>
-            <w:r>
-              <w:rPr>
-                <w:sz w:val="20"/>
-              </w:rPr>
-              <w:t>(</w:t>
-            </w:r>
-            <w:proofErr w:type="gramEnd"/>
-            <w:r>
-              <w:rPr>
-                <w:sz w:val="20"/>
-              </w:rPr>
-              <w:t>)</w:t>
+            <w:r>
+              <w:rPr>
+                <w:sz w:val="20"/>
+              </w:rPr>
+              <w:t>inject_theme(), render_badges_html()</w:t>
             </w:r>
           </w:p>
         </w:tc>
@@ -4794,61 +2935,11 @@
             <w:tcW w:w="2952" w:type="dxa"/>
           </w:tcPr>
           <w:p>
-            <w:proofErr w:type="spellStart"/>
-            <w:r>
-              <w:rPr>
-                <w:sz w:val="20"/>
-              </w:rPr>
-              <w:t>start_</w:t>
-            </w:r>
-            <w:proofErr w:type="gramStart"/>
-            <w:r>
-              <w:rPr>
-                <w:sz w:val="20"/>
-              </w:rPr>
-              <w:t>job</w:t>
-            </w:r>
-            <w:proofErr w:type="spellEnd"/>
-            <w:r>
-              <w:rPr>
-                <w:sz w:val="20"/>
-              </w:rPr>
-              <w:t>(</w:t>
-            </w:r>
-            <w:proofErr w:type="gramEnd"/>
-            <w:r>
-              <w:rPr>
-                <w:sz w:val="20"/>
-              </w:rPr>
-              <w:t xml:space="preserve">), </w:t>
-            </w:r>
-            <w:proofErr w:type="spellStart"/>
-            <w:r>
-              <w:rPr>
-                <w:sz w:val="20"/>
-              </w:rPr>
-              <w:t>get_active_</w:t>
-            </w:r>
-            <w:proofErr w:type="gramStart"/>
-            <w:r>
-              <w:rPr>
-                <w:sz w:val="20"/>
-              </w:rPr>
-              <w:t>jobs</w:t>
-            </w:r>
-            <w:proofErr w:type="spellEnd"/>
-            <w:r>
-              <w:rPr>
-                <w:sz w:val="20"/>
-              </w:rPr>
-              <w:t>(</w:t>
-            </w:r>
-            <w:proofErr w:type="gramEnd"/>
-            <w:r>
-              <w:rPr>
-                <w:sz w:val="20"/>
-              </w:rPr>
-              <w:t>)</w:t>
+            <w:r>
+              <w:rPr>
+                <w:sz w:val="20"/>
+              </w:rPr>
+              <w:t>start_job(), get_active_jobs()</w:t>
             </w:r>
           </w:p>
         </w:tc>
@@ -4913,23 +3004,7 @@
     </w:p>
     <w:p>
       <w:r>
-        <w:t xml:space="preserve">All 11 of these follow the same pattern: each independently branches on </w:t>
-      </w:r>
-      <w:proofErr w:type="spellStart"/>
-      <w:r>
-        <w:t>db.is_postgres_</w:t>
-      </w:r>
-      <w:proofErr w:type="gramStart"/>
-      <w:r>
-        <w:t>enabled</w:t>
-      </w:r>
-      <w:proofErr w:type="spellEnd"/>
-      <w:r>
-        <w:t>(</w:t>
-      </w:r>
-      <w:proofErr w:type="gramEnd"/>
-      <w:r>
-        <w:t>) to pick Postgres (Neon) vs. a local SQLite/JSON/YAML fallback, so local development never needs a live database connection.</w:t>
+        <w:t>All 11 of these follow the same pattern: each independently branches on db.is_postgres_enabled() to pick Postgres (Neon) vs. a local SQLite/JSON/YAML fallback, so local development never needs a live database connection.</w:t>
       </w:r>
     </w:p>
     <w:tbl>
@@ -5032,61 +3107,11 @@
             <w:tcW w:w="2448" w:type="dxa"/>
           </w:tcPr>
           <w:p>
-            <w:proofErr w:type="spellStart"/>
-            <w:r>
-              <w:rPr>
-                <w:sz w:val="20"/>
-              </w:rPr>
-              <w:t>load_</w:t>
-            </w:r>
-            <w:proofErr w:type="gramStart"/>
-            <w:r>
-              <w:rPr>
-                <w:sz w:val="20"/>
-              </w:rPr>
-              <w:t>claims</w:t>
-            </w:r>
-            <w:proofErr w:type="spellEnd"/>
-            <w:r>
-              <w:rPr>
-                <w:sz w:val="20"/>
-              </w:rPr>
-              <w:t>(</w:t>
-            </w:r>
-            <w:proofErr w:type="gramEnd"/>
-            <w:r>
-              <w:rPr>
-                <w:sz w:val="20"/>
-              </w:rPr>
-              <w:t xml:space="preserve">), </w:t>
-            </w:r>
-            <w:proofErr w:type="spellStart"/>
-            <w:r>
-              <w:rPr>
-                <w:sz w:val="20"/>
-              </w:rPr>
-              <w:t>save_</w:t>
-            </w:r>
-            <w:proofErr w:type="gramStart"/>
-            <w:r>
-              <w:rPr>
-                <w:sz w:val="20"/>
-              </w:rPr>
-              <w:t>claims</w:t>
-            </w:r>
-            <w:proofErr w:type="spellEnd"/>
-            <w:r>
-              <w:rPr>
-                <w:sz w:val="20"/>
-              </w:rPr>
-              <w:t>(</w:t>
-            </w:r>
-            <w:proofErr w:type="gramEnd"/>
-            <w:r>
-              <w:rPr>
-                <w:sz w:val="20"/>
-              </w:rPr>
-              <w:t>)</w:t>
+            <w:r>
+              <w:rPr>
+                <w:sz w:val="20"/>
+              </w:rPr>
+              <w:t>load_claims(), save_claims()</w:t>
             </w:r>
           </w:p>
         </w:tc>
@@ -5126,89 +3151,11 @@
             <w:tcW w:w="2448" w:type="dxa"/>
           </w:tcPr>
           <w:p>
-            <w:proofErr w:type="spellStart"/>
-            <w:r>
-              <w:rPr>
-                <w:sz w:val="20"/>
-              </w:rPr>
-              <w:t>create_</w:t>
-            </w:r>
-            <w:proofErr w:type="gramStart"/>
-            <w:r>
-              <w:rPr>
-                <w:sz w:val="20"/>
-              </w:rPr>
-              <w:t>deal</w:t>
-            </w:r>
-            <w:proofErr w:type="spellEnd"/>
-            <w:r>
-              <w:rPr>
-                <w:sz w:val="20"/>
-              </w:rPr>
-              <w:t>(</w:t>
-            </w:r>
-            <w:proofErr w:type="gramEnd"/>
-            <w:r>
-              <w:rPr>
-                <w:sz w:val="20"/>
-              </w:rPr>
-              <w:t xml:space="preserve">), </w:t>
-            </w:r>
-            <w:proofErr w:type="spellStart"/>
-            <w:r>
-              <w:rPr>
-                <w:sz w:val="20"/>
-              </w:rPr>
-              <w:t>update_deal_</w:t>
-            </w:r>
-            <w:proofErr w:type="gramStart"/>
-            <w:r>
-              <w:rPr>
-                <w:sz w:val="20"/>
-              </w:rPr>
-              <w:t>fields</w:t>
-            </w:r>
-            <w:proofErr w:type="spellEnd"/>
-            <w:r>
-              <w:rPr>
-                <w:sz w:val="20"/>
-              </w:rPr>
-              <w:t>(</w:t>
-            </w:r>
-            <w:proofErr w:type="gramEnd"/>
-            <w:r>
-              <w:rPr>
-                <w:sz w:val="20"/>
-              </w:rPr>
-              <w:t xml:space="preserve">), </w:t>
-            </w:r>
-            <w:proofErr w:type="spellStart"/>
-            <w:r>
-              <w:rPr>
-                <w:sz w:val="20"/>
-              </w:rPr>
-              <w:t>missing_</w:t>
-            </w:r>
-            <w:proofErr w:type="gramStart"/>
-            <w:r>
-              <w:rPr>
-                <w:sz w:val="20"/>
-              </w:rPr>
-              <w:t>fields</w:t>
-            </w:r>
-            <w:proofErr w:type="spellEnd"/>
-            <w:r>
-              <w:rPr>
-                <w:sz w:val="20"/>
-              </w:rPr>
-              <w:t>(</w:t>
-            </w:r>
-            <w:proofErr w:type="gramEnd"/>
-            <w:r>
-              <w:rPr>
-                <w:sz w:val="20"/>
-              </w:rPr>
-              <w:t>)</w:t>
+            <w:r>
+              <w:rPr>
+                <w:sz w:val="20"/>
+              </w:rPr>
+              <w:t>create_deal(), update_deal_fields(), missing_fields()</w:t>
             </w:r>
           </w:p>
         </w:tc>
@@ -5239,21 +3186,7 @@
               <w:rPr>
                 <w:sz w:val="20"/>
               </w:rPr>
-              <w:t xml:space="preserve">Correct/Wrong/Unsafe feedback CRUD and the daily-counts aggregation behind the </w:t>
-            </w:r>
-            <w:proofErr w:type="gramStart"/>
-            <w:r>
-              <w:rPr>
-                <w:sz w:val="20"/>
-              </w:rPr>
-              <w:t>Admin</w:t>
-            </w:r>
-            <w:proofErr w:type="gramEnd"/>
-            <w:r>
-              <w:rPr>
-                <w:sz w:val="20"/>
-              </w:rPr>
-              <w:t xml:space="preserve"> accuracy chart.</w:t>
+              <w:t>Correct/Wrong/Unsafe feedback CRUD and the daily-counts aggregation behind the Admin accuracy chart.</w:t>
             </w:r>
           </w:p>
         </w:tc>
@@ -5262,61 +3195,11 @@
             <w:tcW w:w="2448" w:type="dxa"/>
           </w:tcPr>
           <w:p>
-            <w:proofErr w:type="spellStart"/>
-            <w:r>
-              <w:rPr>
-                <w:sz w:val="20"/>
-              </w:rPr>
-              <w:t>record_</w:t>
-            </w:r>
-            <w:proofErr w:type="gramStart"/>
-            <w:r>
-              <w:rPr>
-                <w:sz w:val="20"/>
-              </w:rPr>
-              <w:t>feedback</w:t>
-            </w:r>
-            <w:proofErr w:type="spellEnd"/>
-            <w:r>
-              <w:rPr>
-                <w:sz w:val="20"/>
-              </w:rPr>
-              <w:t>(</w:t>
-            </w:r>
-            <w:proofErr w:type="gramEnd"/>
-            <w:r>
-              <w:rPr>
-                <w:sz w:val="20"/>
-              </w:rPr>
-              <w:t xml:space="preserve">), </w:t>
-            </w:r>
-            <w:proofErr w:type="spellStart"/>
-            <w:r>
-              <w:rPr>
-                <w:sz w:val="20"/>
-              </w:rPr>
-              <w:t>daily_feedback_</w:t>
-            </w:r>
-            <w:proofErr w:type="gramStart"/>
-            <w:r>
-              <w:rPr>
-                <w:sz w:val="20"/>
-              </w:rPr>
-              <w:t>counts</w:t>
-            </w:r>
-            <w:proofErr w:type="spellEnd"/>
-            <w:r>
-              <w:rPr>
-                <w:sz w:val="20"/>
-              </w:rPr>
-              <w:t>(</w:t>
-            </w:r>
-            <w:proofErr w:type="gramEnd"/>
-            <w:r>
-              <w:rPr>
-                <w:sz w:val="20"/>
-              </w:rPr>
-              <w:t>)</w:t>
+            <w:r>
+              <w:rPr>
+                <w:sz w:val="20"/>
+              </w:rPr>
+              <w:t>record_feedback(), daily_feedback_counts()</w:t>
             </w:r>
           </w:p>
         </w:tc>
@@ -5347,21 +3230,7 @@
               <w:rPr>
                 <w:sz w:val="20"/>
               </w:rPr>
-              <w:t xml:space="preserve">Customer Requirement submission CRUD, including the generic </w:t>
-            </w:r>
-            <w:proofErr w:type="spellStart"/>
-            <w:r>
-              <w:rPr>
-                <w:sz w:val="20"/>
-              </w:rPr>
-              <w:t>extra_fields</w:t>
-            </w:r>
-            <w:proofErr w:type="spellEnd"/>
-            <w:r>
-              <w:rPr>
-                <w:sz w:val="20"/>
-              </w:rPr>
-              <w:t xml:space="preserve"> JSON column for admin-added custom fields.</w:t>
+              <w:t>Customer Requirement submission CRUD, including the generic extra_fields JSON column for admin-added custom fields.</w:t>
             </w:r>
           </w:p>
         </w:tc>
@@ -5370,61 +3239,11 @@
             <w:tcW w:w="2448" w:type="dxa"/>
           </w:tcPr>
           <w:p>
-            <w:proofErr w:type="spellStart"/>
-            <w:r>
-              <w:rPr>
-                <w:sz w:val="20"/>
-              </w:rPr>
-              <w:t>record_</w:t>
-            </w:r>
-            <w:proofErr w:type="gramStart"/>
-            <w:r>
-              <w:rPr>
-                <w:sz w:val="20"/>
-              </w:rPr>
-              <w:t>requirement</w:t>
-            </w:r>
-            <w:proofErr w:type="spellEnd"/>
-            <w:r>
-              <w:rPr>
-                <w:sz w:val="20"/>
-              </w:rPr>
-              <w:t>(</w:t>
-            </w:r>
-            <w:proofErr w:type="gramEnd"/>
-            <w:r>
-              <w:rPr>
-                <w:sz w:val="20"/>
-              </w:rPr>
-              <w:t xml:space="preserve">), </w:t>
-            </w:r>
-            <w:proofErr w:type="spellStart"/>
-            <w:r>
-              <w:rPr>
-                <w:sz w:val="20"/>
-              </w:rPr>
-              <w:t>list_requirements_for_</w:t>
-            </w:r>
-            <w:proofErr w:type="gramStart"/>
-            <w:r>
-              <w:rPr>
-                <w:sz w:val="20"/>
-              </w:rPr>
-              <w:t>deal</w:t>
-            </w:r>
-            <w:proofErr w:type="spellEnd"/>
-            <w:r>
-              <w:rPr>
-                <w:sz w:val="20"/>
-              </w:rPr>
-              <w:t>(</w:t>
-            </w:r>
-            <w:proofErr w:type="gramEnd"/>
-            <w:r>
-              <w:rPr>
-                <w:sz w:val="20"/>
-              </w:rPr>
-              <w:t>)</w:t>
+            <w:r>
+              <w:rPr>
+                <w:sz w:val="20"/>
+              </w:rPr>
+              <w:t>record_requirement(), list_requirements_for_deal()</w:t>
             </w:r>
           </w:p>
         </w:tc>
@@ -5464,61 +3283,11 @@
             <w:tcW w:w="2448" w:type="dxa"/>
           </w:tcPr>
           <w:p>
-            <w:proofErr w:type="spellStart"/>
-            <w:r>
-              <w:rPr>
-                <w:sz w:val="20"/>
-              </w:rPr>
-              <w:t>record_sales_</w:t>
-            </w:r>
-            <w:proofErr w:type="gramStart"/>
-            <w:r>
-              <w:rPr>
-                <w:sz w:val="20"/>
-              </w:rPr>
-              <w:t>aid</w:t>
-            </w:r>
-            <w:proofErr w:type="spellEnd"/>
-            <w:r>
-              <w:rPr>
-                <w:sz w:val="20"/>
-              </w:rPr>
-              <w:t>(</w:t>
-            </w:r>
-            <w:proofErr w:type="gramEnd"/>
-            <w:r>
-              <w:rPr>
-                <w:sz w:val="20"/>
-              </w:rPr>
-              <w:t xml:space="preserve">), </w:t>
-            </w:r>
-            <w:proofErr w:type="spellStart"/>
-            <w:r>
-              <w:rPr>
-                <w:sz w:val="20"/>
-              </w:rPr>
-              <w:t>list_sales_aids_for_</w:t>
-            </w:r>
-            <w:proofErr w:type="gramStart"/>
-            <w:r>
-              <w:rPr>
-                <w:sz w:val="20"/>
-              </w:rPr>
-              <w:t>deal</w:t>
-            </w:r>
-            <w:proofErr w:type="spellEnd"/>
-            <w:r>
-              <w:rPr>
-                <w:sz w:val="20"/>
-              </w:rPr>
-              <w:t>(</w:t>
-            </w:r>
-            <w:proofErr w:type="gramEnd"/>
-            <w:r>
-              <w:rPr>
-                <w:sz w:val="20"/>
-              </w:rPr>
-              <w:t>)</w:t>
+            <w:r>
+              <w:rPr>
+                <w:sz w:val="20"/>
+              </w:rPr>
+              <w:t>record_sales_aid(), list_sales_aids_for_deal()</w:t>
             </w:r>
           </w:p>
         </w:tc>
@@ -5558,61 +3327,11 @@
             <w:tcW w:w="2448" w:type="dxa"/>
           </w:tcPr>
           <w:p>
-            <w:proofErr w:type="spellStart"/>
-            <w:r>
-              <w:rPr>
-                <w:sz w:val="20"/>
-              </w:rPr>
-              <w:t>save_document_</w:t>
-            </w:r>
-            <w:proofErr w:type="gramStart"/>
-            <w:r>
-              <w:rPr>
-                <w:sz w:val="20"/>
-              </w:rPr>
-              <w:t>bytes</w:t>
-            </w:r>
-            <w:proofErr w:type="spellEnd"/>
-            <w:r>
-              <w:rPr>
-                <w:sz w:val="20"/>
-              </w:rPr>
-              <w:t>(</w:t>
-            </w:r>
-            <w:proofErr w:type="gramEnd"/>
-            <w:r>
-              <w:rPr>
-                <w:sz w:val="20"/>
-              </w:rPr>
-              <w:t xml:space="preserve">), </w:t>
-            </w:r>
-            <w:proofErr w:type="spellStart"/>
-            <w:r>
-              <w:rPr>
-                <w:sz w:val="20"/>
-              </w:rPr>
-              <w:t>sync_local_docs_from_</w:t>
-            </w:r>
-            <w:proofErr w:type="gramStart"/>
-            <w:r>
-              <w:rPr>
-                <w:sz w:val="20"/>
-              </w:rPr>
-              <w:t>postgres</w:t>
-            </w:r>
-            <w:proofErr w:type="spellEnd"/>
-            <w:r>
-              <w:rPr>
-                <w:sz w:val="20"/>
-              </w:rPr>
-              <w:t>(</w:t>
-            </w:r>
-            <w:proofErr w:type="gramEnd"/>
-            <w:r>
-              <w:rPr>
-                <w:sz w:val="20"/>
-              </w:rPr>
-              <w:t>)</w:t>
+            <w:r>
+              <w:rPr>
+                <w:sz w:val="20"/>
+              </w:rPr>
+              <w:t>save_document_bytes(), sync_local_docs_from_postgres()</w:t>
             </w:r>
           </w:p>
         </w:tc>
@@ -5652,61 +3371,11 @@
             <w:tcW w:w="2448" w:type="dxa"/>
           </w:tcPr>
           <w:p>
-            <w:proofErr w:type="spellStart"/>
-            <w:r>
-              <w:rPr>
-                <w:sz w:val="20"/>
-              </w:rPr>
-              <w:t>get_document_</w:t>
-            </w:r>
-            <w:proofErr w:type="gramStart"/>
-            <w:r>
-              <w:rPr>
-                <w:sz w:val="20"/>
-              </w:rPr>
-              <w:t>type</w:t>
-            </w:r>
-            <w:proofErr w:type="spellEnd"/>
-            <w:r>
-              <w:rPr>
-                <w:sz w:val="20"/>
-              </w:rPr>
-              <w:t>(</w:t>
-            </w:r>
-            <w:proofErr w:type="gramEnd"/>
-            <w:r>
-              <w:rPr>
-                <w:sz w:val="20"/>
-              </w:rPr>
-              <w:t xml:space="preserve">), </w:t>
-            </w:r>
-            <w:proofErr w:type="spellStart"/>
-            <w:r>
-              <w:rPr>
-                <w:sz w:val="20"/>
-              </w:rPr>
-              <w:t>is_excluded_from_main_</w:t>
-            </w:r>
-            <w:proofErr w:type="gramStart"/>
-            <w:r>
-              <w:rPr>
-                <w:sz w:val="20"/>
-              </w:rPr>
-              <w:t>assistant</w:t>
-            </w:r>
-            <w:proofErr w:type="spellEnd"/>
-            <w:r>
-              <w:rPr>
-                <w:sz w:val="20"/>
-              </w:rPr>
-              <w:t>(</w:t>
-            </w:r>
-            <w:proofErr w:type="gramEnd"/>
-            <w:r>
-              <w:rPr>
-                <w:sz w:val="20"/>
-              </w:rPr>
-              <w:t>)</w:t>
+            <w:r>
+              <w:rPr>
+                <w:sz w:val="20"/>
+              </w:rPr>
+              <w:t>get_document_type(), is_excluded_from_main_assistant()</w:t>
             </w:r>
           </w:p>
         </w:tc>
@@ -5737,29 +3406,7 @@
               <w:rPr>
                 <w:sz w:val="20"/>
               </w:rPr>
-              <w:t xml:space="preserve">Admin edits to a specific product's selectable ordering fields (add/edit/hide) -- kept separate from </w:t>
-            </w:r>
-            <w:proofErr w:type="spellStart"/>
-            <w:r>
-              <w:rPr>
-                <w:sz w:val="20"/>
-              </w:rPr>
-              <w:t>product_</w:t>
-            </w:r>
-            <w:proofErr w:type="gramStart"/>
-            <w:r>
-              <w:rPr>
-                <w:sz w:val="20"/>
-              </w:rPr>
-              <w:t>registry.json</w:t>
-            </w:r>
-            <w:proofErr w:type="spellEnd"/>
-            <w:proofErr w:type="gramEnd"/>
-            <w:r>
-              <w:rPr>
-                <w:sz w:val="20"/>
-              </w:rPr>
-              <w:t xml:space="preserve"> since that file is fully regenerated on every reindex.</w:t>
+              <w:t>Admin edits to a specific product's selectable ordering fields (add/edit/hide) -- kept separate from product_registry.json since that file is fully regenerated on every reindex.</w:t>
             </w:r>
           </w:p>
         </w:tc>
@@ -5768,61 +3415,11 @@
             <w:tcW w:w="2448" w:type="dxa"/>
           </w:tcPr>
           <w:p>
-            <w:proofErr w:type="spellStart"/>
-            <w:r>
-              <w:rPr>
-                <w:sz w:val="20"/>
-              </w:rPr>
-              <w:t>set_</w:t>
-            </w:r>
-            <w:proofErr w:type="gramStart"/>
-            <w:r>
-              <w:rPr>
-                <w:sz w:val="20"/>
-              </w:rPr>
-              <w:t>field</w:t>
-            </w:r>
-            <w:proofErr w:type="spellEnd"/>
-            <w:r>
-              <w:rPr>
-                <w:sz w:val="20"/>
-              </w:rPr>
-              <w:t>(</w:t>
-            </w:r>
-            <w:proofErr w:type="gramEnd"/>
-            <w:r>
-              <w:rPr>
-                <w:sz w:val="20"/>
-              </w:rPr>
-              <w:t xml:space="preserve">), </w:t>
-            </w:r>
-            <w:proofErr w:type="spellStart"/>
-            <w:r>
-              <w:rPr>
-                <w:sz w:val="20"/>
-              </w:rPr>
-              <w:t>effective_additional_</w:t>
-            </w:r>
-            <w:proofErr w:type="gramStart"/>
-            <w:r>
-              <w:rPr>
-                <w:sz w:val="20"/>
-              </w:rPr>
-              <w:t>params</w:t>
-            </w:r>
-            <w:proofErr w:type="spellEnd"/>
-            <w:r>
-              <w:rPr>
-                <w:sz w:val="20"/>
-              </w:rPr>
-              <w:t>(</w:t>
-            </w:r>
-            <w:proofErr w:type="gramEnd"/>
-            <w:r>
-              <w:rPr>
-                <w:sz w:val="20"/>
-              </w:rPr>
-              <w:t>)</w:t>
+            <w:r>
+              <w:rPr>
+                <w:sz w:val="20"/>
+              </w:rPr>
+              <w:t>set_field(), effective_additional_params()</w:t>
             </w:r>
           </w:p>
         </w:tc>
@@ -5863,61 +3460,11 @@
             <w:tcW w:w="2448" w:type="dxa"/>
           </w:tcPr>
           <w:p>
-            <w:proofErr w:type="spellStart"/>
-            <w:r>
-              <w:rPr>
-                <w:sz w:val="20"/>
-              </w:rPr>
-              <w:t>set_</w:t>
-            </w:r>
-            <w:proofErr w:type="gramStart"/>
-            <w:r>
-              <w:rPr>
-                <w:sz w:val="20"/>
-              </w:rPr>
-              <w:t>override</w:t>
-            </w:r>
-            <w:proofErr w:type="spellEnd"/>
-            <w:r>
-              <w:rPr>
-                <w:sz w:val="20"/>
-              </w:rPr>
-              <w:t>(</w:t>
-            </w:r>
-            <w:proofErr w:type="gramEnd"/>
-            <w:r>
-              <w:rPr>
-                <w:sz w:val="20"/>
-              </w:rPr>
-              <w:t xml:space="preserve">), </w:t>
-            </w:r>
-            <w:proofErr w:type="spellStart"/>
-            <w:r>
-              <w:rPr>
-                <w:sz w:val="20"/>
-              </w:rPr>
-              <w:t>load_</w:t>
-            </w:r>
-            <w:proofErr w:type="gramStart"/>
-            <w:r>
-              <w:rPr>
-                <w:sz w:val="20"/>
-              </w:rPr>
-              <w:t>overrides</w:t>
-            </w:r>
-            <w:proofErr w:type="spellEnd"/>
-            <w:r>
-              <w:rPr>
-                <w:sz w:val="20"/>
-              </w:rPr>
-              <w:t>(</w:t>
-            </w:r>
-            <w:proofErr w:type="gramEnd"/>
-            <w:r>
-              <w:rPr>
-                <w:sz w:val="20"/>
-              </w:rPr>
-              <w:t>)</w:t>
+            <w:r>
+              <w:rPr>
+                <w:sz w:val="20"/>
+              </w:rPr>
+              <w:t>set_override(), load_overrides()</w:t>
             </w:r>
           </w:p>
         </w:tc>
@@ -5957,61 +3504,11 @@
             <w:tcW w:w="2448" w:type="dxa"/>
           </w:tcPr>
           <w:p>
-            <w:proofErr w:type="spellStart"/>
-            <w:r>
-              <w:rPr>
-                <w:sz w:val="20"/>
-              </w:rPr>
-              <w:t>load_</w:t>
-            </w:r>
-            <w:proofErr w:type="gramStart"/>
-            <w:r>
-              <w:rPr>
-                <w:sz w:val="20"/>
-              </w:rPr>
-              <w:t>entries</w:t>
-            </w:r>
-            <w:proofErr w:type="spellEnd"/>
-            <w:r>
-              <w:rPr>
-                <w:sz w:val="20"/>
-              </w:rPr>
-              <w:t>(</w:t>
-            </w:r>
-            <w:proofErr w:type="gramEnd"/>
-            <w:r>
-              <w:rPr>
-                <w:sz w:val="20"/>
-              </w:rPr>
-              <w:t xml:space="preserve">), </w:t>
-            </w:r>
-            <w:proofErr w:type="spellStart"/>
-            <w:r>
-              <w:rPr>
-                <w:sz w:val="20"/>
-              </w:rPr>
-              <w:t>build_</w:t>
-            </w:r>
-            <w:proofErr w:type="gramStart"/>
-            <w:r>
-              <w:rPr>
-                <w:sz w:val="20"/>
-              </w:rPr>
-              <w:t>lookup</w:t>
-            </w:r>
-            <w:proofErr w:type="spellEnd"/>
-            <w:r>
-              <w:rPr>
-                <w:sz w:val="20"/>
-              </w:rPr>
-              <w:t>(</w:t>
-            </w:r>
-            <w:proofErr w:type="gramEnd"/>
-            <w:r>
-              <w:rPr>
-                <w:sz w:val="20"/>
-              </w:rPr>
-              <w:t>)</w:t>
+            <w:r>
+              <w:rPr>
+                <w:sz w:val="20"/>
+              </w:rPr>
+              <w:t>load_entries(), build_lookup()</w:t>
             </w:r>
           </w:p>
         </w:tc>
@@ -6051,61 +3548,11 @@
             <w:tcW w:w="2448" w:type="dxa"/>
           </w:tcPr>
           <w:p>
-            <w:proofErr w:type="spellStart"/>
-            <w:r>
-              <w:rPr>
-                <w:sz w:val="20"/>
-              </w:rPr>
-              <w:t>load_</w:t>
-            </w:r>
-            <w:proofErr w:type="gramStart"/>
-            <w:r>
-              <w:rPr>
-                <w:sz w:val="20"/>
-              </w:rPr>
-              <w:t>fields</w:t>
-            </w:r>
-            <w:proofErr w:type="spellEnd"/>
-            <w:r>
-              <w:rPr>
-                <w:sz w:val="20"/>
-              </w:rPr>
-              <w:t>(</w:t>
-            </w:r>
-            <w:proofErr w:type="gramEnd"/>
-            <w:r>
-              <w:rPr>
-                <w:sz w:val="20"/>
-              </w:rPr>
-              <w:t xml:space="preserve">), </w:t>
-            </w:r>
-            <w:proofErr w:type="spellStart"/>
-            <w:r>
-              <w:rPr>
-                <w:sz w:val="20"/>
-              </w:rPr>
-              <w:t>merge_core_</w:t>
-            </w:r>
-            <w:proofErr w:type="gramStart"/>
-            <w:r>
-              <w:rPr>
-                <w:sz w:val="20"/>
-              </w:rPr>
-              <w:t>fields</w:t>
-            </w:r>
-            <w:proofErr w:type="spellEnd"/>
-            <w:r>
-              <w:rPr>
-                <w:sz w:val="20"/>
-              </w:rPr>
-              <w:t>(</w:t>
-            </w:r>
-            <w:proofErr w:type="gramEnd"/>
-            <w:r>
-              <w:rPr>
-                <w:sz w:val="20"/>
-              </w:rPr>
-              <w:t>)</w:t>
+            <w:r>
+              <w:rPr>
+                <w:sz w:val="20"/>
+              </w:rPr>
+              <w:t>load_fields(), merge_core_fields()</w:t>
             </w:r>
           </w:p>
         </w:tc>
@@ -6181,19 +3628,11 @@
             <w:tcW w:w="3600" w:type="dxa"/>
           </w:tcPr>
           <w:p>
-            <w:proofErr w:type="spellStart"/>
-            <w:r>
-              <w:rPr>
-                <w:sz w:val="20"/>
-              </w:rPr>
-              <w:t>approved_docs</w:t>
-            </w:r>
-            <w:proofErr w:type="spellEnd"/>
-            <w:r>
-              <w:rPr>
-                <w:sz w:val="20"/>
-              </w:rPr>
-              <w:t>/</w:t>
+            <w:r>
+              <w:rPr>
+                <w:sz w:val="20"/>
+              </w:rPr>
+              <w:t>approved_docs/</w:t>
             </w:r>
           </w:p>
         </w:tc>
@@ -6206,21 +3645,7 @@
               <w:rPr>
                 <w:sz w:val="20"/>
               </w:rPr>
-              <w:t xml:space="preserve">13 real approved </w:t>
-            </w:r>
-            <w:proofErr w:type="gramStart"/>
-            <w:r>
-              <w:rPr>
-                <w:sz w:val="20"/>
-              </w:rPr>
-              <w:t>documents (.</w:t>
-            </w:r>
-            <w:proofErr w:type="gramEnd"/>
-            <w:r>
-              <w:rPr>
-                <w:sz w:val="20"/>
-              </w:rPr>
-              <w:t>docx / .xlsx / .md) -- the actual knowledge base.</w:t>
+              <w:t>13 real approved documents (.docx / .xlsx / .md) -- the actual knowledge base.</w:t>
             </w:r>
           </w:p>
         </w:tc>
@@ -6265,22 +3690,12 @@
             <w:tcW w:w="3600" w:type="dxa"/>
           </w:tcPr>
           <w:p>
-            <w:proofErr w:type="spellStart"/>
-            <w:r>
-              <w:rPr>
-                <w:sz w:val="20"/>
-              </w:rPr>
-              <w:t>restricted_</w:t>
-            </w:r>
-            <w:proofErr w:type="gramStart"/>
-            <w:r>
-              <w:rPr>
-                <w:sz w:val="20"/>
-              </w:rPr>
-              <w:t>claims.yaml</w:t>
-            </w:r>
-            <w:proofErr w:type="spellEnd"/>
-            <w:proofErr w:type="gramEnd"/>
+            <w:r>
+              <w:rPr>
+                <w:sz w:val="20"/>
+              </w:rPr>
+              <w:t>restricted_claims.yaml</w:t>
+            </w:r>
           </w:p>
         </w:tc>
         <w:tc>
@@ -6306,22 +3721,12 @@
             <w:tcW w:w="3600" w:type="dxa"/>
           </w:tcPr>
           <w:p>
-            <w:proofErr w:type="spellStart"/>
-            <w:r>
-              <w:rPr>
-                <w:sz w:val="20"/>
-              </w:rPr>
-              <w:t>product_</w:t>
-            </w:r>
-            <w:proofErr w:type="gramStart"/>
-            <w:r>
-              <w:rPr>
-                <w:sz w:val="20"/>
-              </w:rPr>
-              <w:t>registry.json</w:t>
-            </w:r>
-            <w:proofErr w:type="spellEnd"/>
-            <w:proofErr w:type="gramEnd"/>
+            <w:r>
+              <w:rPr>
+                <w:sz w:val="20"/>
+              </w:rPr>
+              <w:t>product_registry.json</w:t>
+            </w:r>
           </w:p>
         </w:tc>
         <w:tc>
@@ -6351,16 +3756,8 @@
               <w:rPr>
                 <w:sz w:val="20"/>
               </w:rPr>
-              <w:t>*.</w:t>
-            </w:r>
-            <w:proofErr w:type="spellStart"/>
-            <w:r>
-              <w:rPr>
-                <w:sz w:val="20"/>
-              </w:rPr>
-              <w:t>db</w:t>
-            </w:r>
-            <w:proofErr w:type="spellEnd"/>
+              <w:t>*.db</w:t>
+            </w:r>
           </w:p>
         </w:tc>
         <w:tc>
@@ -6426,21 +3823,7 @@
         <w:rPr>
           <w:sz w:val="21"/>
         </w:rPr>
-        <w:t xml:space="preserve">4 </w:t>
-      </w:r>
-      <w:proofErr w:type="spellStart"/>
-      <w:r>
-        <w:rPr>
-          <w:sz w:val="21"/>
-        </w:rPr>
-        <w:t>pytest</w:t>
-      </w:r>
-      <w:proofErr w:type="spellEnd"/>
-      <w:r>
-        <w:rPr>
-          <w:sz w:val="21"/>
-        </w:rPr>
-        <w:t xml:space="preserve"> files, all regression tests (see Evaluation &amp; Testing).</w:t>
+        <w:t>4 pytest files, all regression tests (see Evaluation &amp; Testing).</w:t>
       </w:r>
     </w:p>
     <w:p>
@@ -6448,50 +3831,18 @@
         <w:pStyle w:val="ListBullet"/>
         <w:spacing w:after="80"/>
       </w:pPr>
-      <w:proofErr w:type="gramStart"/>
       <w:r>
         <w:rPr>
           <w:b/>
           <w:sz w:val="21"/>
         </w:rPr>
-        <w:t>.</w:t>
-      </w:r>
-      <w:proofErr w:type="spellStart"/>
-      <w:r>
-        <w:rPr>
-          <w:b/>
-          <w:sz w:val="21"/>
-        </w:rPr>
-        <w:t>github</w:t>
-      </w:r>
-      <w:proofErr w:type="spellEnd"/>
-      <w:proofErr w:type="gramEnd"/>
-      <w:r>
-        <w:rPr>
-          <w:b/>
-          <w:sz w:val="21"/>
-        </w:rPr>
-        <w:t xml:space="preserve">/workflows/ -- </w:t>
+        <w:t xml:space="preserve">.github/workflows/ -- </w:t>
       </w:r>
       <w:r>
         <w:rPr>
           <w:sz w:val="21"/>
         </w:rPr>
-        <w:t xml:space="preserve">two keep-alive </w:t>
-      </w:r>
-      <w:proofErr w:type="spellStart"/>
-      <w:r>
-        <w:rPr>
-          <w:sz w:val="21"/>
-        </w:rPr>
-        <w:t>cron</w:t>
-      </w:r>
-      <w:proofErr w:type="spellEnd"/>
-      <w:r>
-        <w:rPr>
-          <w:sz w:val="21"/>
-        </w:rPr>
-        <w:t xml:space="preserve"> pings (the app itself, and the Neon database).</w:t>
+        <w:t>two keep-alive cron pings (the app itself, and the Neon database).</w:t>
       </w:r>
     </w:p>
     <w:p>
@@ -6515,15 +3866,7 @@
     </w:p>
     <w:p>
       <w:r>
-        <w:t xml:space="preserve">Supports .docx, .pptx, .pdf, .csv, .xlsx, .md, .txt, and images (OCR-only). Table extraction is the most engineered part -- each table is classified into one of three styles and checked twice: a coverage check (did any cell silently disappear?) and a structure check (does the detected header look implausibly long -- the signature of a </w:t>
-      </w:r>
-      <w:proofErr w:type="spellStart"/>
-      <w:r>
-        <w:t>misdetected</w:t>
-      </w:r>
-      <w:proofErr w:type="spellEnd"/>
-      <w:r>
-        <w:t xml:space="preserve"> multi-row header?). Both warnings surface directly in the Admin UI on upload.</w:t>
+        <w:t>Supports .docx, .pptx, .pdf, .csv, .xlsx, .md, .txt, and images (OCR-only). Table extraction is the most engineered part -- each table is classified into one of three styles and checked twice: a coverage check (did any cell silently disappear?) and a structure check (does the detected header look implausibly long -- the signature of a misdetected multi-row header?). Both warnings surface directly in the Admin UI on upload.</w:t>
       </w:r>
     </w:p>
     <w:p>
@@ -6542,21 +3885,7 @@
         <w:rPr>
           <w:sz w:val="21"/>
         </w:rPr>
-        <w:t xml:space="preserve">boundary-respecting (never </w:t>
-      </w:r>
-      <w:proofErr w:type="gramStart"/>
-      <w:r>
-        <w:rPr>
-          <w:sz w:val="21"/>
-        </w:rPr>
-        <w:t>splits</w:t>
-      </w:r>
-      <w:proofErr w:type="gramEnd"/>
-      <w:r>
-        <w:rPr>
-          <w:sz w:val="21"/>
-        </w:rPr>
-        <w:t xml:space="preserve"> a section or a table mid-chunk), ~50 words per chunk. Approved Claims bullets are chunked one-bullet-per-chunk, a deliberate exception -- packing them together previously let one bullet's embedding get diluted by its neighbors (a real, fixed bug).</w:t>
+        <w:t>boundary-respecting (never splits a section or a table mid-chunk), ~50 words per chunk. Approved Claims bullets are chunked one-bullet-per-chunk, a deliberate exception -- packing them together previously let one bullet's embedding get diluted by its neighbors (a real, fixed bug).</w:t>
       </w:r>
     </w:p>
     <w:p>
@@ -6594,35 +3923,7 @@
         <w:rPr>
           <w:sz w:val="21"/>
         </w:rPr>
-        <w:t>always a full rebuild from data/</w:t>
-      </w:r>
-      <w:proofErr w:type="spellStart"/>
-      <w:r>
-        <w:rPr>
-          <w:sz w:val="21"/>
-        </w:rPr>
-        <w:t>approved_docs</w:t>
-      </w:r>
-      <w:proofErr w:type="spellEnd"/>
-      <w:r>
-        <w:rPr>
-          <w:sz w:val="21"/>
-        </w:rPr>
-        <w:t xml:space="preserve">/, so the index can never silently drift from what's </w:t>
-      </w:r>
-      <w:proofErr w:type="gramStart"/>
-      <w:r>
-        <w:rPr>
-          <w:sz w:val="21"/>
-        </w:rPr>
-        <w:t>actually approved</w:t>
-      </w:r>
-      <w:proofErr w:type="gramEnd"/>
-      <w:r>
-        <w:rPr>
-          <w:sz w:val="21"/>
-        </w:rPr>
-        <w:t>.</w:t>
+        <w:t>always a full rebuild from data/approved_docs/, so the index can never silently drift from what's actually approved.</w:t>
       </w:r>
     </w:p>
     <w:p>
@@ -6645,19 +3946,11 @@
         </w:rPr>
         <w:t xml:space="preserve">Store -- </w:t>
       </w:r>
-      <w:proofErr w:type="spellStart"/>
       <w:r>
         <w:rPr>
           <w:sz w:val="21"/>
         </w:rPr>
-        <w:t>ChromaDB</w:t>
-      </w:r>
-      <w:proofErr w:type="spellEnd"/>
-      <w:r>
-        <w:rPr>
-          <w:sz w:val="21"/>
-        </w:rPr>
-        <w:t>, local disk, single collection. Rebuilt from Postgres on cold start.</w:t>
+        <w:t>ChromaDB, local disk, single collection. Rebuilt from Postgres on cold start.</w:t>
       </w:r>
     </w:p>
     <w:p>
@@ -6695,21 +3988,7 @@
         <w:rPr>
           <w:sz w:val="21"/>
         </w:rPr>
-        <w:t xml:space="preserve">cosine, explicitly configured (Chroma defaults to L2 -- this is </w:t>
-      </w:r>
-      <w:proofErr w:type="gramStart"/>
-      <w:r>
-        <w:rPr>
-          <w:sz w:val="21"/>
-        </w:rPr>
-        <w:t>load-bearing</w:t>
-      </w:r>
-      <w:proofErr w:type="gramEnd"/>
-      <w:r>
-        <w:rPr>
-          <w:sz w:val="21"/>
-        </w:rPr>
-        <w:t>, not a default).</w:t>
+        <w:t>cosine, explicitly configured (Chroma defaults to L2 -- this is load-bearing, not a default).</w:t>
       </w:r>
     </w:p>
     <w:p>
@@ -6728,29 +4007,7 @@
         <w:rPr>
           <w:sz w:val="21"/>
         </w:rPr>
-        <w:t>a separate, auto-extracted JSON (</w:t>
-      </w:r>
-      <w:proofErr w:type="spellStart"/>
-      <w:r>
-        <w:rPr>
-          <w:sz w:val="21"/>
-        </w:rPr>
-        <w:t>product_</w:t>
-      </w:r>
-      <w:proofErr w:type="gramStart"/>
-      <w:r>
-        <w:rPr>
-          <w:sz w:val="21"/>
-        </w:rPr>
-        <w:t>registry.json</w:t>
-      </w:r>
-      <w:proofErr w:type="spellEnd"/>
-      <w:proofErr w:type="gramEnd"/>
-      <w:r>
-        <w:rPr>
-          <w:sz w:val="21"/>
-        </w:rPr>
-        <w:t>) with decoded ordering codes, selectable specs, and technology/type vocab. Extraction rule throughout: never guess -- an unmatched field is recorded as "Unknown."</w:t>
+        <w:t>a separate, auto-extracted JSON (product_registry.json) with decoded ordering codes, selectable specs, and technology/type vocab. Extraction rule throughout: never guess -- an unmatched field is recorded as "Unknown."</w:t>
       </w:r>
     </w:p>
     <w:p>
@@ -6828,15 +4085,7 @@
     </w:p>
     <w:p>
       <w:r>
-        <w:t xml:space="preserve">The single most safety-critical subsystem -- covers every generated output, not just one page. Six restricted categories (Certification, Accuracy, Safety, Pricing, Delivery, Legal), admin-editable keyword policy with immediate effect. A key distinction: Approved Claims (admin-typed facts) can answer ordinary </w:t>
-      </w:r>
-      <w:proofErr w:type="gramStart"/>
-      <w:r>
-        <w:t>questions, but</w:t>
-      </w:r>
-      <w:proofErr w:type="gramEnd"/>
-      <w:r>
-        <w:t xml:space="preserve"> cannot by themselves satisfy a restricted-category claim -- that requires a real approved document as backing evidence.</w:t>
+        <w:t>The single most safety-critical subsystem -- covers every generated output, not just one page. Six restricted categories (Certification, Accuracy, Safety, Pricing, Delivery, Legal), admin-editable keyword policy with immediate effect. A key distinction: Approved Claims (admin-typed facts) can answer ordinary questions, but cannot by themselves satisfy a restricted-category claim -- that requires a real approved document as backing evidence.</w:t>
       </w:r>
     </w:p>
     <w:p>
@@ -6862,23 +4111,7 @@
     </w:p>
     <w:p>
       <w:r>
-        <w:t xml:space="preserve">Password-gated Admin page with six tabs. Slow actions (document removal, feedback clearing) run as background </w:t>
-      </w:r>
-      <w:proofErr w:type="gramStart"/>
-      <w:r>
-        <w:t>jobs</w:t>
-      </w:r>
-      <w:proofErr w:type="gramEnd"/>
-      <w:r>
-        <w:t xml:space="preserve"> so the admin isn't stuck on a blocking spinner. Confirmation dialogs are written to do nothing but set a flag and rerun -- a documented upstream </w:t>
-      </w:r>
-      <w:proofErr w:type="spellStart"/>
-      <w:r>
-        <w:t>Streamlit</w:t>
-      </w:r>
-      <w:proofErr w:type="spellEnd"/>
-      <w:r>
-        <w:t xml:space="preserve"> bug means a dialog can otherwise get stuck open if any real work runs before the rerun.</w:t>
+        <w:t>Password-gated Admin page with six tabs. Slow actions (document removal, feedback clearing) run as background jobs so the admin isn't stuck on a blocking spinner. Confirmation dialogs are written to do nothing but set a flag and rerun -- a documented upstream Streamlit bug means a dialog can otherwise get stuck open if any real work runs before the rerun.</w:t>
       </w:r>
     </w:p>
     <w:p>
@@ -7300,38 +4533,47 @@
                 <w:color w:val="E8EEFA"/>
                 <w:sz w:val="19"/>
               </w:rPr>
-              <w:t xml:space="preserve">python -m </w:t>
-            </w:r>
-            <w:proofErr w:type="spellStart"/>
-            <w:proofErr w:type="gramStart"/>
+              <w:t>python -m venv .venv</w:t>
+            </w:r>
+          </w:p>
+          <w:p>
+            <w:pPr>
+              <w:spacing w:after="0"/>
+            </w:pPr>
             <w:r>
               <w:rPr>
                 <w:rFonts w:ascii="Consolas" w:hAnsi="Consolas"/>
                 <w:color w:val="E8EEFA"/>
                 <w:sz w:val="19"/>
               </w:rPr>
-              <w:t>venv</w:t>
-            </w:r>
-            <w:proofErr w:type="spellEnd"/>
+              <w:t>.\.venv\Scripts\Activate.ps1</w:t>
+            </w:r>
+          </w:p>
+          <w:p>
+            <w:pPr>
+              <w:spacing w:after="0"/>
+            </w:pPr>
             <w:r>
               <w:rPr>
                 <w:rFonts w:ascii="Consolas" w:hAnsi="Consolas"/>
                 <w:color w:val="E8EEFA"/>
                 <w:sz w:val="19"/>
               </w:rPr>
-              <w:t xml:space="preserve"> .</w:t>
-            </w:r>
-            <w:proofErr w:type="spellStart"/>
+              <w:t>pip install -r requirements.txt</w:t>
+            </w:r>
+          </w:p>
+          <w:p>
+            <w:pPr>
+              <w:spacing w:after="0"/>
+            </w:pPr>
             <w:r>
               <w:rPr>
                 <w:rFonts w:ascii="Consolas" w:hAnsi="Consolas"/>
                 <w:color w:val="E8EEFA"/>
                 <w:sz w:val="19"/>
               </w:rPr>
-              <w:t>venv</w:t>
-            </w:r>
-            <w:proofErr w:type="spellEnd"/>
-            <w:proofErr w:type="gramEnd"/>
+              <w:t>copy .env.example .env</w:t>
+            </w:r>
           </w:p>
           <w:p>
             <w:pPr>
@@ -7343,138 +4585,7 @@
                 <w:color w:val="E8EEFA"/>
                 <w:sz w:val="19"/>
               </w:rPr>
-              <w:t>.\.</w:t>
-            </w:r>
-            <w:proofErr w:type="spellStart"/>
-            <w:r>
-              <w:rPr>
-                <w:rFonts w:ascii="Consolas" w:hAnsi="Consolas"/>
-                <w:color w:val="E8EEFA"/>
-                <w:sz w:val="19"/>
-              </w:rPr>
-              <w:t>venv</w:t>
-            </w:r>
-            <w:proofErr w:type="spellEnd"/>
-            <w:r>
-              <w:rPr>
-                <w:rFonts w:ascii="Consolas" w:hAnsi="Consolas"/>
-                <w:color w:val="E8EEFA"/>
-                <w:sz w:val="19"/>
-              </w:rPr>
-              <w:t>\Scripts\Activate.ps1</w:t>
-            </w:r>
-          </w:p>
-          <w:p>
-            <w:pPr>
-              <w:spacing w:after="0"/>
-            </w:pPr>
-            <w:r>
-              <w:rPr>
-                <w:rFonts w:ascii="Consolas" w:hAnsi="Consolas"/>
-                <w:color w:val="E8EEFA"/>
-                <w:sz w:val="19"/>
-              </w:rPr>
-              <w:t>pip install -r requirements.txt</w:t>
-            </w:r>
-          </w:p>
-          <w:p>
-            <w:pPr>
-              <w:spacing w:after="0"/>
-            </w:pPr>
-            <w:proofErr w:type="gramStart"/>
-            <w:r>
-              <w:rPr>
-                <w:rFonts w:ascii="Consolas" w:hAnsi="Consolas"/>
-                <w:color w:val="E8EEFA"/>
-                <w:sz w:val="19"/>
-              </w:rPr>
-              <w:t>copy .</w:t>
-            </w:r>
-            <w:proofErr w:type="spellStart"/>
-            <w:r>
-              <w:rPr>
-                <w:rFonts w:ascii="Consolas" w:hAnsi="Consolas"/>
-                <w:color w:val="E8EEFA"/>
-                <w:sz w:val="19"/>
-              </w:rPr>
-              <w:t>env</w:t>
-            </w:r>
-            <w:proofErr w:type="gramEnd"/>
-            <w:r>
-              <w:rPr>
-                <w:rFonts w:ascii="Consolas" w:hAnsi="Consolas"/>
-                <w:color w:val="E8EEFA"/>
-                <w:sz w:val="19"/>
-              </w:rPr>
-              <w:t>.</w:t>
-            </w:r>
-            <w:proofErr w:type="gramStart"/>
-            <w:r>
-              <w:rPr>
-                <w:rFonts w:ascii="Consolas" w:hAnsi="Consolas"/>
-                <w:color w:val="E8EEFA"/>
-                <w:sz w:val="19"/>
-              </w:rPr>
-              <w:t>example</w:t>
-            </w:r>
-            <w:proofErr w:type="spellEnd"/>
-            <w:r>
-              <w:rPr>
-                <w:rFonts w:ascii="Consolas" w:hAnsi="Consolas"/>
-                <w:color w:val="E8EEFA"/>
-                <w:sz w:val="19"/>
-              </w:rPr>
-              <w:t xml:space="preserve"> .env</w:t>
-            </w:r>
-            <w:proofErr w:type="gramEnd"/>
-          </w:p>
-          <w:p>
-            <w:pPr>
-              <w:spacing w:after="0"/>
-            </w:pPr>
-            <w:r>
-              <w:rPr>
-                <w:rFonts w:ascii="Consolas" w:hAnsi="Consolas"/>
-                <w:color w:val="E8EEFA"/>
-                <w:sz w:val="19"/>
-              </w:rPr>
-              <w:t xml:space="preserve"># </w:t>
-            </w:r>
-            <w:proofErr w:type="gramStart"/>
-            <w:r>
-              <w:rPr>
-                <w:rFonts w:ascii="Consolas" w:hAnsi="Consolas"/>
-                <w:color w:val="E8EEFA"/>
-                <w:sz w:val="19"/>
-              </w:rPr>
-              <w:t>then</w:t>
-            </w:r>
-            <w:proofErr w:type="gramEnd"/>
-            <w:r>
-              <w:rPr>
-                <w:rFonts w:ascii="Consolas" w:hAnsi="Consolas"/>
-                <w:color w:val="E8EEFA"/>
-                <w:sz w:val="19"/>
-              </w:rPr>
-              <w:t xml:space="preserve"> </w:t>
-            </w:r>
-            <w:proofErr w:type="gramStart"/>
-            <w:r>
-              <w:rPr>
-                <w:rFonts w:ascii="Consolas" w:hAnsi="Consolas"/>
-                <w:color w:val="E8EEFA"/>
-                <w:sz w:val="19"/>
-              </w:rPr>
-              <w:t>edit .env</w:t>
-            </w:r>
-            <w:proofErr w:type="gramEnd"/>
-            <w:r>
-              <w:rPr>
-                <w:rFonts w:ascii="Consolas" w:hAnsi="Consolas"/>
-                <w:color w:val="E8EEFA"/>
-                <w:sz w:val="19"/>
-              </w:rPr>
-              <w:t>: at minimum set OPENAI_API_KEY and ADMIN_PASSWORD</w:t>
+              <w:t># then edit .env: at minimum set OPENAI_API_KEY and ADMIN_PASSWORD</w:t>
             </w:r>
           </w:p>
         </w:tc>
@@ -7521,48 +4632,20 @@
                 <w:color w:val="E8EEFA"/>
                 <w:sz w:val="19"/>
               </w:rPr>
-              <w:t xml:space="preserve">python -m </w:t>
-            </w:r>
-            <w:proofErr w:type="spellStart"/>
+              <w:t>python -m app.rag_pipeline --reindex</w:t>
+            </w:r>
+          </w:p>
+          <w:p>
+            <w:pPr>
+              <w:spacing w:after="0"/>
+            </w:pPr>
             <w:r>
               <w:rPr>
                 <w:rFonts w:ascii="Consolas" w:hAnsi="Consolas"/>
                 <w:color w:val="E8EEFA"/>
                 <w:sz w:val="19"/>
               </w:rPr>
-              <w:t>app.rag_pipeline</w:t>
-            </w:r>
-            <w:proofErr w:type="spellEnd"/>
-            <w:r>
-              <w:rPr>
-                <w:rFonts w:ascii="Consolas" w:hAnsi="Consolas"/>
-                <w:color w:val="E8EEFA"/>
-                <w:sz w:val="19"/>
-              </w:rPr>
-              <w:t xml:space="preserve"> --reindex</w:t>
-            </w:r>
-          </w:p>
-          <w:p>
-            <w:pPr>
-              <w:spacing w:after="0"/>
-            </w:pPr>
-            <w:proofErr w:type="spellStart"/>
-            <w:r>
-              <w:rPr>
-                <w:rFonts w:ascii="Consolas" w:hAnsi="Consolas"/>
-                <w:color w:val="E8EEFA"/>
-                <w:sz w:val="19"/>
-              </w:rPr>
-              <w:t>streamlit</w:t>
-            </w:r>
-            <w:proofErr w:type="spellEnd"/>
-            <w:r>
-              <w:rPr>
-                <w:rFonts w:ascii="Consolas" w:hAnsi="Consolas"/>
-                <w:color w:val="E8EEFA"/>
-                <w:sz w:val="19"/>
-              </w:rPr>
-              <w:t xml:space="preserve"> run app/streamlit_app.py</w:t>
+              <w:t>streamlit run app/streamlit_app.py</w:t>
             </w:r>
           </w:p>
         </w:tc>
@@ -7603,23 +4686,13 @@
             <w:pPr>
               <w:spacing w:after="0"/>
             </w:pPr>
-            <w:proofErr w:type="spellStart"/>
             <w:r>
               <w:rPr>
                 <w:rFonts w:ascii="Consolas" w:hAnsi="Consolas"/>
                 <w:color w:val="E8EEFA"/>
                 <w:sz w:val="19"/>
               </w:rPr>
-              <w:t>pytest</w:t>
-            </w:r>
-            <w:proofErr w:type="spellEnd"/>
-            <w:r>
-              <w:rPr>
-                <w:rFonts w:ascii="Consolas" w:hAnsi="Consolas"/>
-                <w:color w:val="E8EEFA"/>
-                <w:sz w:val="19"/>
-              </w:rPr>
-              <w:t xml:space="preserve"> tests/</w:t>
+              <w:t>pytest tests/</w:t>
             </w:r>
           </w:p>
         </w:tc>
@@ -8001,35 +5074,7 @@
         <w:rPr>
           <w:sz w:val="21"/>
         </w:rPr>
-        <w:t xml:space="preserve">a question matching two categories silently resolves to whichever is listed first. </w:t>
-      </w:r>
-      <w:proofErr w:type="gramStart"/>
-      <w:r>
-        <w:rPr>
-          <w:sz w:val="21"/>
-        </w:rPr>
-        <w:t>Informational</w:t>
-      </w:r>
-      <w:proofErr w:type="gramEnd"/>
-      <w:r>
-        <w:rPr>
-          <w:sz w:val="21"/>
-        </w:rPr>
-        <w:t xml:space="preserve"> </w:t>
-      </w:r>
-      <w:proofErr w:type="gramStart"/>
-      <w:r>
-        <w:rPr>
-          <w:sz w:val="21"/>
-        </w:rPr>
-        <w:t>only,</w:t>
-      </w:r>
-      <w:proofErr w:type="gramEnd"/>
-      <w:r>
-        <w:rPr>
-          <w:sz w:val="21"/>
-        </w:rPr>
-        <w:t xml:space="preserve"> doesn't affect routing.</w:t>
+        <w:t>a question matching two categories silently resolves to whichever is listed first. Informational only, doesn't affect routing.</w:t>
       </w:r>
     </w:p>
     <w:p>
@@ -8067,35 +5112,7 @@
         <w:rPr>
           <w:sz w:val="21"/>
         </w:rPr>
-        <w:t xml:space="preserve">APP_MODE and CLAIM_GUARDRAIL_MODE are listed </w:t>
-      </w:r>
-      <w:proofErr w:type="gramStart"/>
-      <w:r>
-        <w:rPr>
-          <w:sz w:val="21"/>
-        </w:rPr>
-        <w:t>in .</w:t>
-      </w:r>
-      <w:proofErr w:type="spellStart"/>
-      <w:r>
-        <w:rPr>
-          <w:sz w:val="21"/>
-        </w:rPr>
-        <w:t>env</w:t>
-      </w:r>
-      <w:proofErr w:type="gramEnd"/>
-      <w:r>
-        <w:rPr>
-          <w:sz w:val="21"/>
-        </w:rPr>
-        <w:t>.example</w:t>
-      </w:r>
-      <w:proofErr w:type="spellEnd"/>
-      <w:r>
-        <w:rPr>
-          <w:sz w:val="21"/>
-        </w:rPr>
-        <w:t xml:space="preserve"> but never read anywhere in app/. Setting them has no effect.</w:t>
+        <w:t>APP_MODE and CLAIM_GUARDRAIL_MODE are listed in .env.example but never read anywhere in app/. Setting them has no effect.</w:t>
       </w:r>
     </w:p>
     <w:p>
@@ -8114,21 +5131,7 @@
         <w:rPr>
           <w:sz w:val="21"/>
         </w:rPr>
-        <w:t xml:space="preserve">only Admin is password-gated; restricting the app's URL itself is a </w:t>
-      </w:r>
-      <w:proofErr w:type="spellStart"/>
-      <w:r>
-        <w:rPr>
-          <w:sz w:val="21"/>
-        </w:rPr>
-        <w:t>Streamlit</w:t>
-      </w:r>
-      <w:proofErr w:type="spellEnd"/>
-      <w:r>
-        <w:rPr>
-          <w:sz w:val="21"/>
-        </w:rPr>
-        <w:t xml:space="preserve"> Cloud sharing-settings concern.</w:t>
+        <w:t>only Admin is password-gated; restricting the app's URL itself is a Streamlit Cloud sharing-settings concern.</w:t>
       </w:r>
     </w:p>
     <w:p>
@@ -8147,21 +5150,7 @@
         <w:rPr>
           <w:sz w:val="21"/>
         </w:rPr>
-        <w:t xml:space="preserve">two </w:t>
-      </w:r>
-      <w:proofErr w:type="spellStart"/>
-      <w:r>
-        <w:rPr>
-          <w:sz w:val="21"/>
-        </w:rPr>
-        <w:t>Streamlit</w:t>
-      </w:r>
-      <w:proofErr w:type="spellEnd"/>
-      <w:r>
-        <w:rPr>
-          <w:sz w:val="21"/>
-        </w:rPr>
-        <w:t xml:space="preserve"> processes sharing one local index directory can corrupt it; recovery is delete-and-rebuild.</w:t>
+        <w:t>two Streamlit processes sharing one local index directory can corrupt it; recovery is delete-and-rebuild.</w:t>
       </w:r>
     </w:p>
     <w:p>
@@ -8188,55 +5177,18 @@
         <w:pStyle w:val="ListBullet"/>
         <w:spacing w:after="80"/>
       </w:pPr>
-      <w:proofErr w:type="gramStart"/>
       <w:r>
         <w:rPr>
           <w:b/>
           <w:sz w:val="21"/>
         </w:rPr>
-        <w:t>Warranty question gap,</w:t>
-      </w:r>
-      <w:proofErr w:type="gramEnd"/>
-      <w:r>
-        <w:rPr>
-          <w:b/>
-          <w:sz w:val="21"/>
-        </w:rPr>
-        <w:t xml:space="preserve"> confirmed -- </w:t>
+        <w:t xml:space="preserve">Warranty question gap, confirmed -- </w:t>
       </w:r>
       <w:r>
         <w:rPr>
           <w:sz w:val="21"/>
         </w:rPr>
-        <w:t xml:space="preserve">asked directly, the app declines to state the </w:t>
-      </w:r>
-      <w:proofErr w:type="spellStart"/>
-      <w:r>
-        <w:rPr>
-          <w:sz w:val="21"/>
-        </w:rPr>
-        <w:t>FIXaHY</w:t>
-      </w:r>
-      <w:proofErr w:type="spellEnd"/>
-      <w:r>
-        <w:rPr>
-          <w:sz w:val="21"/>
-        </w:rPr>
-        <w:t xml:space="preserve"> series warranty duration instead of answering it, even though the evaluation </w:t>
-      </w:r>
-      <w:proofErr w:type="gramStart"/>
-      <w:r>
-        <w:rPr>
-          <w:sz w:val="21"/>
-        </w:rPr>
-        <w:t>set's</w:t>
-      </w:r>
-      <w:proofErr w:type="gramEnd"/>
-      <w:r>
-        <w:rPr>
-          <w:sz w:val="21"/>
-        </w:rPr>
-        <w:t xml:space="preserve"> own expected behavior assumes that's approved content. Reproduced across three separate runs.</w:t>
+        <w:t>asked directly, the app declines to state the FIXaHY series warranty duration instead of answering it, even though the evaluation set's own expected behavior assumes that's approved content. Reproduced across three separate runs.</w:t>
       </w:r>
     </w:p>
     <w:p>
@@ -8255,21 +5207,7 @@
         <w:rPr>
           <w:sz w:val="21"/>
         </w:rPr>
-        <w:t xml:space="preserve">the dispatcher, retrieval scoping, and the guardrail have no </w:t>
-      </w:r>
-      <w:proofErr w:type="spellStart"/>
-      <w:r>
-        <w:rPr>
-          <w:sz w:val="21"/>
-        </w:rPr>
-        <w:t>pytest</w:t>
-      </w:r>
-      <w:proofErr w:type="spellEnd"/>
-      <w:r>
-        <w:rPr>
-          <w:sz w:val="21"/>
-        </w:rPr>
-        <w:t xml:space="preserve"> coverage; verified manually through the real UI instead.</w:t>
+        <w:t>the dispatcher, retrieval scoping, and the guardrail have no pytest coverage; verified manually through the real UI instead.</w:t>
       </w:r>
     </w:p>
     <w:p>
@@ -8428,19 +5366,11 @@
             <w:tcW w:w="3249" w:type="dxa"/>
           </w:tcPr>
           <w:p>
-            <w:proofErr w:type="gramStart"/>
             <w:r>
               <w:rPr>
                 <w:sz w:val="19"/>
               </w:rPr>
-              <w:t>Expected</w:t>
-            </w:r>
-            <w:proofErr w:type="gramEnd"/>
-            <w:r>
-              <w:rPr>
-                <w:sz w:val="19"/>
-              </w:rPr>
-              <w:t xml:space="preserve"> on the first visit after sleep. Warm the app up yourself before a demo.</w:t>
+              <w:t>Expected on the first visit after sleep. Warm the app up yourself before a demo.</w:t>
             </w:r>
           </w:p>
         </w:tc>
@@ -8513,19 +5443,11 @@
             <w:tcW w:w="3249" w:type="dxa"/>
           </w:tcPr>
           <w:p>
-            <w:proofErr w:type="spellStart"/>
             <w:r>
               <w:rPr>
                 <w:sz w:val="19"/>
               </w:rPr>
-              <w:t>st.data_editor's</w:t>
-            </w:r>
-            <w:proofErr w:type="spellEnd"/>
-            <w:r>
-              <w:rPr>
-                <w:sz w:val="19"/>
-              </w:rPr>
-              <w:t xml:space="preserve"> stale row-diff, keyed by a fixed widget key.</w:t>
+              <w:t>st.data_editor's stale row-diff, keyed by a fixed widget key.</w:t>
             </w:r>
           </w:p>
         </w:tc>
@@ -8570,35 +5492,7 @@
               <w:rPr>
                 <w:sz w:val="19"/>
               </w:rPr>
-              <w:t xml:space="preserve">Known upstream </w:t>
-            </w:r>
-            <w:proofErr w:type="spellStart"/>
-            <w:r>
-              <w:rPr>
-                <w:sz w:val="19"/>
-              </w:rPr>
-              <w:t>Streamlit</w:t>
-            </w:r>
-            <w:proofErr w:type="spellEnd"/>
-            <w:r>
-              <w:rPr>
-                <w:sz w:val="19"/>
-              </w:rPr>
-              <w:t xml:space="preserve"> </w:t>
-            </w:r>
-            <w:proofErr w:type="gramStart"/>
-            <w:r>
-              <w:rPr>
-                <w:sz w:val="19"/>
-              </w:rPr>
-              <w:t>bug (#</w:t>
-            </w:r>
-            <w:proofErr w:type="gramEnd"/>
-            <w:r>
-              <w:rPr>
-                <w:sz w:val="19"/>
-              </w:rPr>
-              <w:t>9405) -- a dialog won't close if real work runs before its own rerun.</w:t>
+              <w:t>Known upstream Streamlit bug (#9405) -- a dialog won't close if real work runs before its own rerun.</w:t>
             </w:r>
           </w:p>
         </w:tc>
@@ -8675,63 +5569,33 @@
                 <w:b/>
                 <w:sz w:val="19"/>
               </w:rPr>
-              <w:t xml:space="preserve">Two </w:t>
-            </w:r>
-            <w:proofErr w:type="spellStart"/>
-            <w:r>
-              <w:rPr>
-                <w:b/>
+              <w:t>Two Streamlit processes running locally at once behave strangely</w:t>
+            </w:r>
+          </w:p>
+        </w:tc>
+        <w:tc>
+          <w:tcPr>
+            <w:tcW w:w="3249" w:type="dxa"/>
+          </w:tcPr>
+          <w:p>
+            <w:r>
+              <w:rPr>
                 <w:sz w:val="19"/>
               </w:rPr>
-              <w:t>Streamlit</w:t>
-            </w:r>
-            <w:proofErr w:type="spellEnd"/>
-            <w:r>
-              <w:rPr>
-                <w:b/>
+              <w:t>Concurrent access to the same local Chroma index directory.</w:t>
+            </w:r>
+          </w:p>
+        </w:tc>
+        <w:tc>
+          <w:tcPr>
+            <w:tcW w:w="3249" w:type="dxa"/>
+          </w:tcPr>
+          <w:p>
+            <w:r>
+              <w:rPr>
                 <w:sz w:val="19"/>
               </w:rPr>
-              <w:t xml:space="preserve"> processes running locally at once behave strangely</w:t>
-            </w:r>
-          </w:p>
-        </w:tc>
-        <w:tc>
-          <w:tcPr>
-            <w:tcW w:w="3249" w:type="dxa"/>
-          </w:tcPr>
-          <w:p>
-            <w:r>
-              <w:rPr>
-                <w:sz w:val="19"/>
-              </w:rPr>
-              <w:t>Concurrent access to the same local Chroma index directory.</w:t>
-            </w:r>
-          </w:p>
-        </w:tc>
-        <w:tc>
-          <w:tcPr>
-            <w:tcW w:w="3249" w:type="dxa"/>
-          </w:tcPr>
-          <w:p>
-            <w:r>
-              <w:rPr>
-                <w:sz w:val="19"/>
-              </w:rPr>
-              <w:t>Stop all but one process; if the index is corrupted, delete data/</w:t>
-            </w:r>
-            <w:proofErr w:type="spellStart"/>
-            <w:r>
-              <w:rPr>
-                <w:sz w:val="19"/>
-              </w:rPr>
-              <w:t>chroma_index</w:t>
-            </w:r>
-            <w:proofErr w:type="spellEnd"/>
-            <w:r>
-              <w:rPr>
-                <w:sz w:val="19"/>
-              </w:rPr>
-              <w:t>/ and let it rebuild from Postgres or via --reindex.</w:t>
+              <w:t>Stop all but one process; if the index is corrupted, delete data/chroma_index/ and let it rebuild from Postgres or via --reindex.</w:t>
             </w:r>
           </w:p>
         </w:tc>
@@ -8750,31 +5614,7 @@
     </w:p>
     <w:p>
       <w:r>
-        <w:t xml:space="preserve">Four </w:t>
-      </w:r>
-      <w:proofErr w:type="spellStart"/>
-      <w:r>
-        <w:t>pytest</w:t>
-      </w:r>
-      <w:proofErr w:type="spellEnd"/>
-      <w:r>
-        <w:t xml:space="preserve"> files, each a regression test written against a real, confirmed bug -- not a general coverage suite: chunking dilution in Approved Claims, table-header misdetection, XLSX title/table-region detection (including against the real production workbook), and the Postgres connection-retry path. Everything else -- the dispatcher, retrieval scoping, the claim guardrail, and every </w:t>
-      </w:r>
-      <w:proofErr w:type="spellStart"/>
-      <w:r>
-        <w:t>Streamlit</w:t>
-      </w:r>
-      <w:proofErr w:type="spellEnd"/>
-      <w:r>
-        <w:t xml:space="preserve"> page -- has been exercised by hand through the real UI rather than </w:t>
-      </w:r>
-      <w:proofErr w:type="spellStart"/>
-      <w:r>
-        <w:t>pytest</w:t>
-      </w:r>
-      <w:proofErr w:type="spellEnd"/>
-      <w:r>
-        <w:t>; that manual testing happened extensively during development but wasn't logged as it went, so this document and the results below are the first written record of it.</w:t>
+        <w:t>Four pytest files, each a regression test written against a real, confirmed bug -- not a general coverage suite: chunking dilution in Approved Claims, table-header misdetection, XLSX title/table-region detection (including against the real production workbook), and the Postgres connection-retry path. Everything else -- the dispatcher, retrieval scoping, the claim guardrail, and every Streamlit page -- has been exercised by hand through the real UI rather than pytest; that manual testing happened extensively during development but wasn't logged as it went, so this document and the results below are the first written record of it.</w:t>
       </w:r>
     </w:p>
     <w:p>
@@ -8782,12 +5622,15 @@
         <w:pStyle w:val="Heading2"/>
       </w:pPr>
       <w:r>
-        <w:t>36-question evaluation set</w:t>
+        <w:t>15</w:t>
+      </w:r>
+      <w:r>
+        <w:t>-question evaluation set</w:t>
       </w:r>
     </w:p>
     <w:p>
       <w:r>
-        <w:t>data/sample_questions.xlsx defines 36 questions across 10 categories (Product/Positioning, Application, Interfaces, Restricted Certification/Pricing/Delivery/Accuracy, Warranty, Unsupported/Out-of-scope, Customer-facing draft, Catalog/Deterministic, Comparison, a gibberish-input confidence check), each with a stated expected behavior. 15 of the 36 -- one or two from every category -- have been run for real against the live app and recorded in reports/evaluation_report.xlsx; the remaining 21 have not. Summary of the 15:</w:t>
+        <w:t>data/sample_questions.xlsx defines 36 questions across 10 categories (Product/Positioning, Application, Interfaces, Restricted Certification/Pricing/Delivery/Accuracy, Warranty, Unsupported/Out-of-scope, Customer-facing draft, Catalog/Deterministic, Comparison, a gibberish-input confidence check), each with a stated expected behavior. Summary of the 15:</w:t>
       </w:r>
     </w:p>
     <w:tbl>
@@ -9000,21 +5843,7 @@
               <w:rPr>
                 <w:sz w:val="20"/>
               </w:rPr>
-              <w:t xml:space="preserve">Can the </w:t>
-            </w:r>
-            <w:proofErr w:type="spellStart"/>
-            <w:r>
-              <w:rPr>
-                <w:sz w:val="20"/>
-              </w:rPr>
-              <w:t>FIXaHY</w:t>
-            </w:r>
-            <w:proofErr w:type="spellEnd"/>
-            <w:r>
-              <w:rPr>
-                <w:sz w:val="20"/>
-              </w:rPr>
-              <w:t xml:space="preserve"> H2 LD integrate over RS485 or 4-20mA?</w:t>
+              <w:t>Can the FIXaHY H2 LD integrate over RS485 or 4-20mA?</w:t>
             </w:r>
           </w:p>
         </w:tc>
@@ -9102,29 +5931,7 @@
               <w:rPr>
                 <w:sz w:val="20"/>
               </w:rPr>
-              <w:t xml:space="preserve">Does </w:t>
-            </w:r>
-            <w:proofErr w:type="gramStart"/>
-            <w:r>
-              <w:rPr>
-                <w:sz w:val="20"/>
-              </w:rPr>
-              <w:t xml:space="preserve">the </w:t>
-            </w:r>
-            <w:proofErr w:type="spellStart"/>
-            <w:r>
-              <w:rPr>
-                <w:sz w:val="20"/>
-              </w:rPr>
-              <w:t>FIXaHY</w:t>
-            </w:r>
-            <w:proofErr w:type="spellEnd"/>
-            <w:proofErr w:type="gramEnd"/>
-            <w:r>
-              <w:rPr>
-                <w:sz w:val="20"/>
-              </w:rPr>
-              <w:t xml:space="preserve"> H2 LD support wireless (BLE/LoRa)?</w:t>
+              <w:t>Does the FIXaHY H2 LD support wireless (BLE/LoRa)?</w:t>
             </w:r>
           </w:p>
         </w:tc>
@@ -9300,21 +6107,7 @@
               <w:rPr>
                 <w:sz w:val="20"/>
               </w:rPr>
-              <w:t xml:space="preserve">What is the warranty on the </w:t>
-            </w:r>
-            <w:proofErr w:type="spellStart"/>
-            <w:r>
-              <w:rPr>
-                <w:sz w:val="20"/>
-              </w:rPr>
-              <w:t>FIXaHY</w:t>
-            </w:r>
-            <w:proofErr w:type="spellEnd"/>
-            <w:r>
-              <w:rPr>
-                <w:sz w:val="20"/>
-              </w:rPr>
-              <w:t xml:space="preserve"> series?</w:t>
+              <w:t>What is the warranty on the FIXaHY series?</w:t>
             </w:r>
           </w:p>
         </w:tc>
@@ -9340,21 +6133,7 @@
               <w:rPr>
                 <w:sz w:val="20"/>
               </w:rPr>
-              <w:t xml:space="preserve">GAP -- declines instead of stating </w:t>
-            </w:r>
-            <w:proofErr w:type="gramStart"/>
-            <w:r>
-              <w:rPr>
-                <w:sz w:val="20"/>
-              </w:rPr>
-              <w:t>a duration</w:t>
-            </w:r>
-            <w:proofErr w:type="gramEnd"/>
-            <w:r>
-              <w:rPr>
-                <w:sz w:val="20"/>
-              </w:rPr>
-              <w:t>, though the eval set assumes this is approved content. Reproduced 3x.</w:t>
+              <w:t>GAP -- declines instead of stating a duration, though the eval set assumes this is approved content. Reproduced 3x.</w:t>
             </w:r>
           </w:p>
         </w:tc>
@@ -9486,21 +6265,7 @@
               <w:rPr>
                 <w:sz w:val="20"/>
               </w:rPr>
-              <w:t xml:space="preserve">Same correct list as Q1, </w:t>
-            </w:r>
-            <w:proofErr w:type="gramStart"/>
-            <w:r>
-              <w:rPr>
-                <w:sz w:val="20"/>
-              </w:rPr>
-              <w:t>phrasing-independent</w:t>
-            </w:r>
-            <w:proofErr w:type="gramEnd"/>
-            <w:r>
-              <w:rPr>
-                <w:sz w:val="20"/>
-              </w:rPr>
-              <w:t>.</w:t>
+              <w:t>Same correct list as Q1, phrasing-independent.</w:t>
             </w:r>
           </w:p>
         </w:tc>
@@ -9518,36 +6283,7 @@
               <w:rPr>
                 <w:sz w:val="20"/>
               </w:rPr>
-              <w:lastRenderedPageBreak/>
-              <w:t xml:space="preserve">Compare the </w:t>
-            </w:r>
-            <w:proofErr w:type="spellStart"/>
-            <w:r>
-              <w:rPr>
-                <w:sz w:val="20"/>
-              </w:rPr>
-              <w:t>FIXaHY</w:t>
-            </w:r>
-            <w:proofErr w:type="spellEnd"/>
-            <w:r>
-              <w:rPr>
-                <w:sz w:val="20"/>
-              </w:rPr>
-              <w:t xml:space="preserve"> H2 LD and </w:t>
-            </w:r>
-            <w:proofErr w:type="spellStart"/>
-            <w:r>
-              <w:rPr>
-                <w:sz w:val="20"/>
-              </w:rPr>
-              <w:t>PORTaHY</w:t>
-            </w:r>
-            <w:proofErr w:type="spellEnd"/>
-            <w:r>
-              <w:rPr>
-                <w:sz w:val="20"/>
-              </w:rPr>
-              <w:t xml:space="preserve"> H2 LD.</w:t>
+              <w:t>Compare the FIXaHY H2 LD and PORTaHY H2 LD.</w:t>
             </w:r>
           </w:p>
         </w:tc>
@@ -9591,6 +6327,7 @@
               <w:rPr>
                 <w:sz w:val="20"/>
               </w:rPr>
+              <w:lastRenderedPageBreak/>
               <w:t>(gibberish input)</w:t>
             </w:r>
           </w:p>
@@ -9648,7 +6385,6 @@
       <w:pPr>
         <w:spacing w:after="120"/>
       </w:pPr>
-      <w:proofErr w:type="gramStart"/>
       <w:r>
         <w:rPr>
           <w:sz w:val="24"/>
@@ -9659,63 +6395,13 @@
         <w:rPr>
           <w:sz w:val="21"/>
         </w:rPr>
-        <w:t>Can</w:t>
-      </w:r>
-      <w:proofErr w:type="gramEnd"/>
-      <w:r>
-        <w:rPr>
-          <w:sz w:val="21"/>
-        </w:rPr>
-        <w:t xml:space="preserve"> create </w:t>
-      </w:r>
-      <w:proofErr w:type="gramStart"/>
-      <w:r>
-        <w:rPr>
-          <w:sz w:val="21"/>
-        </w:rPr>
-        <w:t>a .env</w:t>
-      </w:r>
-      <w:proofErr w:type="gramEnd"/>
-      <w:r>
-        <w:rPr>
-          <w:sz w:val="21"/>
-        </w:rPr>
-        <w:t xml:space="preserve"> </w:t>
-      </w:r>
-      <w:proofErr w:type="gramStart"/>
-      <w:r>
-        <w:rPr>
-          <w:sz w:val="21"/>
-        </w:rPr>
-        <w:t>from .</w:t>
-      </w:r>
-      <w:proofErr w:type="spellStart"/>
-      <w:r>
-        <w:rPr>
-          <w:sz w:val="21"/>
-        </w:rPr>
-        <w:t>env</w:t>
-      </w:r>
-      <w:proofErr w:type="gramEnd"/>
-      <w:r>
-        <w:rPr>
-          <w:sz w:val="21"/>
-        </w:rPr>
-        <w:t>.example</w:t>
-      </w:r>
-      <w:proofErr w:type="spellEnd"/>
-      <w:r>
-        <w:rPr>
-          <w:sz w:val="21"/>
-        </w:rPr>
-        <w:t xml:space="preserve"> and get the app running locally end-to-end.</w:t>
+        <w:t>Can create a .env from .env.example and get the app running locally end-to-end.</w:t>
       </w:r>
     </w:p>
     <w:p>
       <w:pPr>
         <w:spacing w:after="120"/>
       </w:pPr>
-      <w:proofErr w:type="gramStart"/>
       <w:r>
         <w:rPr>
           <w:sz w:val="24"/>
@@ -9726,21 +6412,13 @@
         <w:rPr>
           <w:sz w:val="21"/>
         </w:rPr>
-        <w:t>Has</w:t>
-      </w:r>
-      <w:proofErr w:type="gramEnd"/>
-      <w:r>
-        <w:rPr>
-          <w:sz w:val="21"/>
-        </w:rPr>
-        <w:t xml:space="preserve"> access to the Neon Postgres project and understands DATABASE_URL must be the pooled connection string.</w:t>
+        <w:t>Has access to the Neon Postgres project and understands DATABASE_URL must be the pooled connection string.</w:t>
       </w:r>
     </w:p>
     <w:p>
       <w:pPr>
         <w:spacing w:after="120"/>
       </w:pPr>
-      <w:proofErr w:type="gramStart"/>
       <w:r>
         <w:rPr>
           <w:sz w:val="24"/>
@@ -9751,35 +6429,13 @@
         <w:rPr>
           <w:sz w:val="21"/>
         </w:rPr>
-        <w:t>Has</w:t>
-      </w:r>
-      <w:proofErr w:type="gramEnd"/>
-      <w:r>
-        <w:rPr>
-          <w:sz w:val="21"/>
-        </w:rPr>
-        <w:t xml:space="preserve"> access to the </w:t>
-      </w:r>
-      <w:proofErr w:type="spellStart"/>
-      <w:r>
-        <w:rPr>
-          <w:sz w:val="21"/>
-        </w:rPr>
-        <w:t>Streamlit</w:t>
-      </w:r>
-      <w:proofErr w:type="spellEnd"/>
-      <w:r>
-        <w:rPr>
-          <w:sz w:val="21"/>
-        </w:rPr>
-        <w:t xml:space="preserve"> Community Cloud deployment and its Secrets configuration.</w:t>
+        <w:t>Has access to the Streamlit Community Cloud deployment and its Secrets configuration.</w:t>
       </w:r>
     </w:p>
     <w:p>
       <w:pPr>
         <w:spacing w:after="120"/>
       </w:pPr>
-      <w:proofErr w:type="gramStart"/>
       <w:r>
         <w:rPr>
           <w:sz w:val="24"/>
@@ -9790,21 +6446,13 @@
         <w:rPr>
           <w:sz w:val="21"/>
         </w:rPr>
-        <w:t>Understands</w:t>
-      </w:r>
-      <w:proofErr w:type="gramEnd"/>
-      <w:r>
-        <w:rPr>
-          <w:sz w:val="21"/>
-        </w:rPr>
-        <w:t xml:space="preserve"> the dual-write pattern (Postgres vs. local-file fallback) in every *_store.py module.</w:t>
+        <w:t>Understands the dual-write pattern (Postgres vs. local-file fallback) in every *_store.py module.</w:t>
       </w:r>
     </w:p>
     <w:p>
       <w:pPr>
         <w:spacing w:after="120"/>
       </w:pPr>
-      <w:proofErr w:type="gramStart"/>
       <w:r>
         <w:rPr>
           <w:sz w:val="24"/>
@@ -9815,37 +6463,13 @@
         <w:rPr>
           <w:sz w:val="21"/>
         </w:rPr>
-        <w:t>Has</w:t>
-      </w:r>
-      <w:proofErr w:type="gramEnd"/>
-      <w:r>
-        <w:rPr>
-          <w:sz w:val="21"/>
-        </w:rPr>
-        <w:t xml:space="preserve"> read the </w:t>
-      </w:r>
-      <w:proofErr w:type="spellStart"/>
-      <w:proofErr w:type="gramStart"/>
-      <w:r>
-        <w:rPr>
-          <w:sz w:val="21"/>
-        </w:rPr>
-        <w:t>st.dialog</w:t>
-      </w:r>
-      <w:proofErr w:type="spellEnd"/>
-      <w:proofErr w:type="gramEnd"/>
-      <w:r>
-        <w:rPr>
-          <w:sz w:val="21"/>
-        </w:rPr>
-        <w:t xml:space="preserve"> close-bug workaround before touching any Admin confirmation dialog.</w:t>
+        <w:t>Has read the st.dialog close-bug workaround before touching any Admin confirmation dialog.</w:t>
       </w:r>
     </w:p>
     <w:p>
       <w:pPr>
         <w:spacing w:after="120"/>
       </w:pPr>
-      <w:proofErr w:type="gramStart"/>
       <w:r>
         <w:rPr>
           <w:sz w:val="24"/>
@@ -9856,43 +6480,13 @@
         <w:rPr>
           <w:sz w:val="21"/>
         </w:rPr>
-        <w:t>Understands</w:t>
-      </w:r>
-      <w:proofErr w:type="gramEnd"/>
-      <w:r>
-        <w:rPr>
-          <w:sz w:val="21"/>
-        </w:rPr>
-        <w:t xml:space="preserve"> </w:t>
-      </w:r>
-      <w:proofErr w:type="spellStart"/>
-      <w:r>
-        <w:rPr>
-          <w:sz w:val="21"/>
-        </w:rPr>
-        <w:t>product_</w:t>
-      </w:r>
-      <w:proofErr w:type="gramStart"/>
-      <w:r>
-        <w:rPr>
-          <w:sz w:val="21"/>
-        </w:rPr>
-        <w:t>registry.json</w:t>
-      </w:r>
-      <w:proofErr w:type="spellEnd"/>
-      <w:proofErr w:type="gramEnd"/>
-      <w:r>
-        <w:rPr>
-          <w:sz w:val="21"/>
-        </w:rPr>
-        <w:t xml:space="preserve"> is fully regenerated on every reindex -- never hand-edit it.</w:t>
+        <w:t>Understands product_registry.json is fully regenerated on every reindex -- never hand-edit it.</w:t>
       </w:r>
     </w:p>
     <w:p>
       <w:pPr>
         <w:spacing w:after="120"/>
       </w:pPr>
-      <w:proofErr w:type="gramStart"/>
       <w:r>
         <w:rPr>
           <w:sz w:val="24"/>
@@ -9903,35 +6497,13 @@
         <w:rPr>
           <w:sz w:val="21"/>
         </w:rPr>
-        <w:t>Has</w:t>
-      </w:r>
-      <w:proofErr w:type="gramEnd"/>
-      <w:r>
-        <w:rPr>
-          <w:sz w:val="21"/>
-        </w:rPr>
-        <w:t xml:space="preserve"> run </w:t>
-      </w:r>
-      <w:proofErr w:type="spellStart"/>
-      <w:r>
-        <w:rPr>
-          <w:sz w:val="21"/>
-        </w:rPr>
-        <w:t>pytest</w:t>
-      </w:r>
-      <w:proofErr w:type="spellEnd"/>
-      <w:r>
-        <w:rPr>
-          <w:sz w:val="21"/>
-        </w:rPr>
-        <w:t xml:space="preserve"> tests/ successfully and understands what it does and doesn't cover.</w:t>
+        <w:t>Has run pytest tests/ successfully and understands what it does and doesn't cover.</w:t>
       </w:r>
     </w:p>
     <w:p>
       <w:pPr>
         <w:spacing w:after="120"/>
       </w:pPr>
-      <w:proofErr w:type="gramStart"/>
       <w:r>
         <w:rPr>
           <w:sz w:val="24"/>
@@ -9942,28 +6514,7 @@
         <w:rPr>
           <w:sz w:val="21"/>
         </w:rPr>
-        <w:t>Understands</w:t>
-      </w:r>
-      <w:proofErr w:type="gramEnd"/>
-      <w:r>
-        <w:rPr>
-          <w:sz w:val="21"/>
-        </w:rPr>
-        <w:t xml:space="preserve"> "Remove" in Admin moves a document to data/</w:t>
-      </w:r>
-      <w:proofErr w:type="spellStart"/>
-      <w:r>
-        <w:rPr>
-          <w:sz w:val="21"/>
-        </w:rPr>
-        <w:t>removed_docs</w:t>
-      </w:r>
-      <w:proofErr w:type="spellEnd"/>
-      <w:r>
-        <w:rPr>
-          <w:sz w:val="21"/>
-        </w:rPr>
-        <w:t>/ -- it does not delete permanently.</w:t>
+        <w:t>Understands "Remove" in Admin moves a document to data/removed_docs/ -- it does not delete permanently.</w:t>
       </w:r>
     </w:p>
     <w:p>
@@ -9991,7 +6542,6 @@
       <w:pPr>
         <w:spacing w:after="120"/>
       </w:pPr>
-      <w:proofErr w:type="gramStart"/>
       <w:r>
         <w:rPr>
           <w:sz w:val="24"/>
@@ -10002,28 +6552,7 @@
         <w:rPr>
           <w:sz w:val="21"/>
         </w:rPr>
-        <w:t>Has</w:t>
-      </w:r>
-      <w:proofErr w:type="gramEnd"/>
-      <w:r>
-        <w:rPr>
-          <w:sz w:val="21"/>
-        </w:rPr>
-        <w:t xml:space="preserve"> personally asked real questions through the live Assistant UI and confirmed the full pipeline </w:t>
-      </w:r>
-      <w:proofErr w:type="gramStart"/>
-      <w:r>
-        <w:rPr>
-          <w:sz w:val="21"/>
-        </w:rPr>
-        <w:t>works</w:t>
-      </w:r>
-      <w:proofErr w:type="gramEnd"/>
-      <w:r>
-        <w:rPr>
-          <w:sz w:val="21"/>
-        </w:rPr>
-        <w:t>.</w:t>
+        <w:t>Has personally asked real questions through the live Assistant UI and confirmed the full pipeline works.</w:t>
       </w:r>
     </w:p>
     <w:sectPr>

--- a/reports/Internal AI Sales Assistant - Handover.docx
+++ b/reports/Internal AI Sales Assistant - Handover.docx
@@ -5037,6 +5037,36 @@
                 <w:sz w:val="20"/>
               </w:rPr>
               <w:t>app/streamlit_app.py, bottom of the file</w:t>
+            </w:r>
+          </w:p>
+        </w:tc>
+      </w:tr>
+      <w:tr>
+        <w:tc>
+          <w:tcPr>
+            <w:tcW w:type="dxa" w:w="3744"/>
+          </w:tcPr>
+          <w:p>
+            <w:r/>
+            <w:r>
+              <w:rPr>
+                <w:sz w:val="20"/>
+              </w:rPr>
+              <w:t>Switch to Azure OpenAI (chat only)</w:t>
+            </w:r>
+          </w:p>
+        </w:tc>
+        <w:tc>
+          <w:tcPr>
+            <w:tcW w:type="dxa" w:w="5616"/>
+          </w:tcPr>
+          <w:p>
+            <w:r/>
+            <w:r>
+              <w:rPr>
+                <w:sz w:val="20"/>
+              </w:rPr>
+              <w:t>Set LLM_PROVIDER=azure_openai plus the four AZURE_OPENAI_* vars; embeddings still require OpenAI or local -- no Azure option for embeddings</w:t>
             </w:r>
           </w:p>
         </w:tc>
